--- a/Защита в ОС/Лабы/ЛР № 2 Отчет.docx
+++ b/Защита в ОС/Лабы/ЛР № 2 Отчет.docx
@@ -802,79 +802,441 @@
     <w:p>
       <w:pPr>
         <w:pStyle w:val="2"/>
-      </w:pPr>
-      <w:bookmarkStart w:id="0" w:name="_Toc205400240"/>
-      <w:r>
         <w:rPr>
           <w:rStyle w:val="20"/>
           <w:b/>
         </w:rPr>
+      </w:pPr>
+      <w:bookmarkStart w:id="0" w:name="_Toc205400240"/>
+      <w:r>
+        <w:rPr>
+          <w:rStyle w:val="20"/>
+          <w:b/>
+        </w:rPr>
         <w:lastRenderedPageBreak/>
-        <w:t>Цель:</w:t>
-      </w:r>
-      <w:bookmarkEnd w:id="0"/>
-      <w:r>
-        <w:t xml:space="preserve"> </w:t>
-      </w:r>
-      <w:bookmarkStart w:id="1" w:name="_Toc205400244"/>
-    </w:p>
-    <w:p>
-      <w:pPr>
-        <w:pStyle w:val="ac"/>
+        <w:t>Теория:</w:t>
+      </w:r>
+    </w:p>
+    <w:p>
+      <w:pPr>
+        <w:pStyle w:val="2"/>
+        <w:rPr>
+          <w:rStyle w:val="20"/>
+          <w:bCs/>
+        </w:rPr>
+      </w:pPr>
+      <w:r>
+        <w:rPr>
+          <w:rStyle w:val="20"/>
+          <w:bCs/>
+        </w:rPr>
+        <w:t xml:space="preserve">Брандмауэр контролирует входящий и исходящий трафик в сети. Он анализирует пакеты данных и решает, пропустить их или заблокировать в зависимости от источника, назначения, порта и протокола. </w:t>
+      </w:r>
+    </w:p>
+    <w:p>
+      <w:pPr>
+        <w:pStyle w:val="2"/>
+        <w:rPr>
+          <w:rStyle w:val="20"/>
+          <w:bCs/>
+        </w:rPr>
+      </w:pPr>
+      <w:r>
+        <w:rPr>
+          <w:rStyle w:val="20"/>
+          <w:bCs/>
+        </w:rPr>
+        <w:t xml:space="preserve">Принцип работы: брандмауэр проверяет каждый пакет, чтобы понять, откуда он пришёл, куда направляется, какой у него тип, соответствует ли он заданным правилам безопасности. Если всё в порядке — пакет пропускается, если что-то подозрительно — блокируется. </w:t>
+      </w:r>
+    </w:p>
+    <w:p>
+      <w:pPr>
+        <w:pStyle w:val="2"/>
+        <w:rPr>
+          <w:rStyle w:val="20"/>
+          <w:bCs/>
+        </w:rPr>
+      </w:pPr>
+      <w:r>
+        <w:rPr>
+          <w:rStyle w:val="20"/>
+          <w:bCs/>
+        </w:rPr>
+        <w:t>Функции</w:t>
+      </w:r>
+      <w:r>
+        <w:rPr>
+          <w:rStyle w:val="20"/>
+          <w:bCs/>
+        </w:rPr>
+        <w:t>:</w:t>
+      </w:r>
+    </w:p>
+    <w:p>
+      <w:pPr>
+        <w:pStyle w:val="2"/>
         <w:numPr>
           <w:ilvl w:val="0"/>
-          <w:numId w:val="6"/>
+          <w:numId w:val="23"/>
         </w:numPr>
-        <w:spacing w:line="360" w:lineRule="auto"/>
-        <w:jc w:val="both"/>
-      </w:pPr>
-      <w:r>
-        <w:t>И</w:t>
-      </w:r>
-      <w:r>
-        <w:t>зучить способы создания локальных учетных записей пользователей и</w:t>
-      </w:r>
-      <w:r>
-        <w:t xml:space="preserve"> </w:t>
-      </w:r>
-      <w:r>
-        <w:t>групп и настройки их свойств;</w:t>
-      </w:r>
-    </w:p>
-    <w:p>
-      <w:pPr>
-        <w:pStyle w:val="ac"/>
+        <w:ind w:left="851" w:hanging="425"/>
+        <w:rPr>
+          <w:rStyle w:val="20"/>
+          <w:bCs/>
+        </w:rPr>
+      </w:pPr>
+      <w:r>
+        <w:rPr>
+          <w:rStyle w:val="20"/>
+          <w:bCs/>
+        </w:rPr>
+        <w:t>Контроль доступа — разрешение или блокировка трафика по IP-адресам, портам, протоколам.</w:t>
+      </w:r>
+    </w:p>
+    <w:p>
+      <w:pPr>
+        <w:pStyle w:val="2"/>
         <w:numPr>
           <w:ilvl w:val="0"/>
-          <w:numId w:val="6"/>
+          <w:numId w:val="23"/>
         </w:numPr>
-        <w:spacing w:line="360" w:lineRule="auto"/>
-        <w:jc w:val="both"/>
-        <w:rPr>
-          <w:rFonts w:eastAsiaTheme="majorEastAsia" w:cstheme="majorBidi"/>
-          <w:b/>
-          <w:color w:val="000000" w:themeColor="text1"/>
-          <w:szCs w:val="26"/>
-        </w:rPr>
-      </w:pPr>
-      <w:r>
-        <w:t>И</w:t>
-      </w:r>
-      <w:r>
-        <w:t>зучить возможности настройки локальных политик безопасности для</w:t>
-      </w:r>
-      <w:r>
-        <w:t xml:space="preserve"> </w:t>
-      </w:r>
-      <w:r>
-        <w:t>установки требований к паролям и учётным записям, блокировки нежелательных</w:t>
-      </w:r>
-      <w:r>
-        <w:t xml:space="preserve"> </w:t>
-      </w:r>
-      <w:r>
-        <w:t>программ и сетевых соединений.</w:t>
-      </w:r>
+        <w:ind w:left="851" w:hanging="425"/>
+        <w:rPr>
+          <w:rStyle w:val="20"/>
+          <w:bCs/>
+        </w:rPr>
+      </w:pPr>
+      <w:r>
+        <w:rPr>
+          <w:rStyle w:val="20"/>
+          <w:bCs/>
+        </w:rPr>
+        <w:t>Разделение сетей — помогает изолировать внутренние сегменты (например, бухгалтерию от зоны разработчиков).</w:t>
+      </w:r>
+    </w:p>
+    <w:p>
+      <w:pPr>
+        <w:pStyle w:val="2"/>
+        <w:numPr>
+          <w:ilvl w:val="0"/>
+          <w:numId w:val="23"/>
+        </w:numPr>
+        <w:ind w:left="851" w:hanging="425"/>
+        <w:rPr>
+          <w:rStyle w:val="20"/>
+          <w:bCs/>
+        </w:rPr>
+      </w:pPr>
+      <w:r>
+        <w:rPr>
+          <w:rStyle w:val="20"/>
+          <w:bCs/>
+        </w:rPr>
+        <w:t>Фильтрация содержимого — продвинутые брандмауэры могут анализировать содержимое пакетов, блокируя вредоносные или подозрительные данные.</w:t>
+      </w:r>
+    </w:p>
+    <w:p>
+      <w:pPr>
+        <w:pStyle w:val="2"/>
+        <w:numPr>
+          <w:ilvl w:val="0"/>
+          <w:numId w:val="23"/>
+        </w:numPr>
+        <w:ind w:left="851" w:hanging="425"/>
+        <w:rPr>
+          <w:rStyle w:val="20"/>
+          <w:bCs/>
+        </w:rPr>
+      </w:pPr>
+      <w:r>
+        <w:rPr>
+          <w:rStyle w:val="20"/>
+          <w:bCs/>
+        </w:rPr>
+        <w:t>Мониторинг — отслеживает активность сети, выявляя подозрительное поведение и потенциальные угрозы.</w:t>
+      </w:r>
+    </w:p>
+    <w:p>
+      <w:pPr>
+        <w:pStyle w:val="2"/>
+        <w:numPr>
+          <w:ilvl w:val="0"/>
+          <w:numId w:val="23"/>
+        </w:numPr>
+        <w:ind w:left="851" w:hanging="425"/>
+        <w:rPr>
+          <w:rStyle w:val="20"/>
+          <w:bCs/>
+        </w:rPr>
+      </w:pPr>
+      <w:r>
+        <w:rPr>
+          <w:rStyle w:val="20"/>
+          <w:bCs/>
+        </w:rPr>
+        <w:t>Логирование — ведёт журналы событий, что позволяет анализировать произошедшие инциденты.</w:t>
+      </w:r>
+    </w:p>
+    <w:p>
+      <w:pPr>
+        <w:pStyle w:val="2"/>
+        <w:rPr>
+          <w:rStyle w:val="20"/>
+          <w:bCs/>
+        </w:rPr>
+      </w:pPr>
+      <w:r>
+        <w:rPr>
+          <w:rStyle w:val="20"/>
+          <w:bCs/>
+        </w:rPr>
+        <w:t>Виды брандмауэров могут быть:</w:t>
+      </w:r>
+    </w:p>
+    <w:p>
+      <w:pPr>
+        <w:pStyle w:val="2"/>
+        <w:numPr>
+          <w:ilvl w:val="0"/>
+          <w:numId w:val="24"/>
+        </w:numPr>
+        <w:ind w:left="709"/>
+        <w:rPr>
+          <w:rStyle w:val="20"/>
+          <w:bCs/>
+        </w:rPr>
+      </w:pPr>
+      <w:r>
+        <w:rPr>
+          <w:rStyle w:val="20"/>
+          <w:bCs/>
+        </w:rPr>
+        <w:t>Аппаратными — физическими устройствами, которые устанавливаются между локальной сетью и интернетом. Часто используются в корпоративных сетях.</w:t>
+      </w:r>
+    </w:p>
+    <w:p>
+      <w:pPr>
+        <w:pStyle w:val="2"/>
+        <w:numPr>
+          <w:ilvl w:val="0"/>
+          <w:numId w:val="24"/>
+        </w:numPr>
+        <w:ind w:left="709"/>
+        <w:rPr>
+          <w:rStyle w:val="20"/>
+          <w:bCs/>
+        </w:rPr>
+      </w:pPr>
+      <w:r>
+        <w:rPr>
+          <w:rStyle w:val="20"/>
+          <w:bCs/>
+        </w:rPr>
+        <w:t>Программными — приложениями, которые устанавливаются на компьютеры или серверы. Удобны для индивидуального использования и небольших предприятий.</w:t>
+      </w:r>
+    </w:p>
+    <w:p>
+      <w:pPr>
+        <w:pStyle w:val="2"/>
+        <w:numPr>
+          <w:ilvl w:val="0"/>
+          <w:numId w:val="24"/>
+        </w:numPr>
+        <w:ind w:left="709"/>
+        <w:rPr>
+          <w:rStyle w:val="20"/>
+          <w:bCs/>
+        </w:rPr>
+      </w:pPr>
+      <w:r>
+        <w:rPr>
+          <w:rStyle w:val="20"/>
+          <w:bCs/>
+        </w:rPr>
+        <w:t>Сетевыми — работают на уровне сети и фильтруют трафик между различными сегментами сети. Такие брандмауэры часто используются для защиты крупных инфраструктур.</w:t>
+      </w:r>
+    </w:p>
+    <w:p>
+      <w:pPr>
+        <w:pStyle w:val="2"/>
+        <w:rPr>
+          <w:rStyle w:val="20"/>
+          <w:bCs/>
+        </w:rPr>
+      </w:pPr>
+      <w:r>
+        <w:rPr>
+          <w:rStyle w:val="20"/>
+          <w:bCs/>
+        </w:rPr>
+        <w:t>Настройка</w:t>
+      </w:r>
+    </w:p>
+    <w:p>
+      <w:pPr>
+        <w:pStyle w:val="2"/>
+        <w:rPr>
+          <w:rStyle w:val="20"/>
+          <w:bCs/>
+        </w:rPr>
+      </w:pPr>
+      <w:r>
+        <w:rPr>
+          <w:rStyle w:val="20"/>
+          <w:bCs/>
+        </w:rPr>
+        <w:t xml:space="preserve">Правила фильтрации брандмауэр принимает на основе правил, которые заранее задаются администратором. Например, можно настроить: </w:t>
+      </w:r>
+    </w:p>
+    <w:p>
+      <w:pPr>
+        <w:pStyle w:val="2"/>
+        <w:numPr>
+          <w:ilvl w:val="0"/>
+          <w:numId w:val="25"/>
+        </w:numPr>
+        <w:ind w:left="709" w:hanging="349"/>
+        <w:rPr>
+          <w:rStyle w:val="20"/>
+          <w:bCs/>
+        </w:rPr>
+      </w:pPr>
+      <w:r>
+        <w:rPr>
+          <w:rStyle w:val="20"/>
+          <w:bCs/>
+        </w:rPr>
+        <w:t>Разрешающие правила — настроить входящие и исходящие сетевые подключения для конкретных программ, портов и IP-адресов.</w:t>
+      </w:r>
+    </w:p>
+    <w:p>
+      <w:pPr>
+        <w:pStyle w:val="2"/>
+        <w:numPr>
+          <w:ilvl w:val="0"/>
+          <w:numId w:val="25"/>
+        </w:numPr>
+        <w:ind w:left="709" w:hanging="349"/>
+        <w:rPr>
+          <w:rStyle w:val="20"/>
+          <w:bCs/>
+        </w:rPr>
+      </w:pPr>
+      <w:r>
+        <w:rPr>
+          <w:rStyle w:val="20"/>
+          <w:bCs/>
+        </w:rPr>
+        <w:t>Запрещающие правила — ограничить доступ к системе (например, запретить передачу файлов).</w:t>
+      </w:r>
+    </w:p>
+    <w:p>
+      <w:pPr>
+        <w:pStyle w:val="2"/>
+        <w:rPr>
+          <w:rStyle w:val="20"/>
+          <w:bCs/>
+        </w:rPr>
+      </w:pPr>
+    </w:p>
+    <w:p/>
+    <w:p>
+      <w:pPr>
+        <w:pStyle w:val="2"/>
+        <w:rPr>
+          <w:rStyle w:val="20"/>
+          <w:bCs/>
+        </w:rPr>
+      </w:pPr>
+      <w:r>
+        <w:rPr>
+          <w:rStyle w:val="20"/>
+          <w:bCs/>
+        </w:rPr>
+        <w:lastRenderedPageBreak/>
+        <w:t>Угрозы</w:t>
+      </w:r>
+    </w:p>
+    <w:p>
+      <w:pPr>
+        <w:pStyle w:val="2"/>
+        <w:rPr>
+          <w:rStyle w:val="20"/>
+          <w:bCs/>
+        </w:rPr>
+      </w:pPr>
+      <w:r>
+        <w:rPr>
+          <w:rStyle w:val="20"/>
+          <w:bCs/>
+        </w:rPr>
+        <w:t>Брандмауэр защищает от различных угроз, например:</w:t>
+      </w:r>
+    </w:p>
+    <w:p>
+      <w:pPr>
+        <w:pStyle w:val="2"/>
+        <w:numPr>
+          <w:ilvl w:val="0"/>
+          <w:numId w:val="26"/>
+        </w:numPr>
+        <w:ind w:left="709"/>
+        <w:rPr>
+          <w:rStyle w:val="20"/>
+          <w:bCs/>
+        </w:rPr>
+      </w:pPr>
+      <w:r>
+        <w:rPr>
+          <w:rStyle w:val="20"/>
+          <w:bCs/>
+        </w:rPr>
+        <w:t>Защита от несанкционированного доступа — блокирует попытки доступа от неизвестных IP-адресов или устройств, пытающихся подключиться к сети без разрешения.</w:t>
+      </w:r>
+    </w:p>
+    <w:p>
+      <w:pPr>
+        <w:pStyle w:val="2"/>
+        <w:numPr>
+          <w:ilvl w:val="0"/>
+          <w:numId w:val="26"/>
+        </w:numPr>
+        <w:ind w:left="709"/>
+        <w:rPr>
+          <w:rStyle w:val="20"/>
+          <w:bCs/>
+        </w:rPr>
+      </w:pPr>
+      <w:r>
+        <w:rPr>
+          <w:rStyle w:val="20"/>
+          <w:bCs/>
+        </w:rPr>
+        <w:t>Защита от атак через интернет-протоколы — брандмауэр фильтрует протоколы (HTTP, FTP, DNS) и защищает от атак на основе анализа этих протоколов.</w:t>
+      </w:r>
+    </w:p>
+    <w:p>
+      <w:pPr>
+        <w:pStyle w:val="2"/>
+        <w:rPr>
+          <w:rStyle w:val="20"/>
+          <w:bCs/>
+        </w:rPr>
+      </w:pPr>
+      <w:r>
+        <w:rPr>
+          <w:rStyle w:val="20"/>
+          <w:bCs/>
+        </w:rPr>
+        <w:t>Важно: брандмауэр не является панацеей — он не защищает от вредоносных программ, уже находящихся на устройстве, и от угроз, полученных через внешние носители (USB-накопители, карты памяти, диски).</w:t>
+      </w:r>
+    </w:p>
+    <w:p>
+      <w:pPr>
+        <w:rPr>
+          <w:rFonts w:eastAsiaTheme="majorEastAsia"/>
+        </w:rPr>
+      </w:pPr>
     </w:p>
     <w:p>
       <w:pPr>
@@ -888,6 +1250,8 @@
           <w:szCs w:val="26"/>
         </w:rPr>
       </w:pPr>
+      <w:bookmarkStart w:id="1" w:name="_Toc205400244"/>
+      <w:bookmarkEnd w:id="0"/>
       <w:r>
         <w:rPr>
           <w:b/>
@@ -909,14 +1273,14 @@
         </w:rPr>
         <w:t xml:space="preserve">Задание № </w:t>
       </w:r>
+      <w:bookmarkEnd w:id="2"/>
       <w:r>
         <w:rPr>
           <w:b/>
           <w:bCs/>
         </w:rPr>
-        <w:t>2</w:t>
-      </w:r>
-      <w:bookmarkEnd w:id="2"/>
+        <w:t>1</w:t>
+      </w:r>
       <w:r>
         <w:rPr>
           <w:b/>
@@ -1098,6 +1462,7 @@
         <w:rPr>
           <w:noProof/>
         </w:rPr>
+        <w:lastRenderedPageBreak/>
         <w:drawing>
           <wp:inline distT="0" distB="0" distL="0" distR="0" wp14:anchorId="1D3E1ED7" wp14:editId="2641A41F">
             <wp:extent cx="3072591" cy="1924050"/>
@@ -1157,7 +1522,6 @@
         <w:spacing w:line="360" w:lineRule="auto"/>
       </w:pPr>
       <w:r>
-        <w:lastRenderedPageBreak/>
         <w:t xml:space="preserve">Теперь перейдем к настройке </w:t>
       </w:r>
       <w:r>
@@ -1312,6 +1676,7 @@
         <w:rPr>
           <w:noProof/>
         </w:rPr>
+        <w:lastRenderedPageBreak/>
         <w:drawing>
           <wp:inline distT="0" distB="0" distL="0" distR="0" wp14:anchorId="42F5B26B" wp14:editId="0CAA4E95">
             <wp:extent cx="4638675" cy="2592094"/>
@@ -1391,11 +1756,7 @@
         <w:t xml:space="preserve"> </w:t>
       </w:r>
       <w:r>
-        <w:t xml:space="preserve">Теперь настроим сетевые адаптеры в самих операционных системах. Для этого </w:t>
-      </w:r>
-      <w:r>
-        <w:lastRenderedPageBreak/>
-        <w:t xml:space="preserve">в случае </w:t>
+        <w:t xml:space="preserve">Теперь настроим сетевые адаптеры в самих операционных системах. Для этого в случае </w:t>
       </w:r>
       <w:r>
         <w:rPr>
@@ -1545,6 +1906,7 @@
         <w:rPr>
           <w:noProof/>
         </w:rPr>
+        <w:lastRenderedPageBreak/>
         <w:drawing>
           <wp:inline distT="0" distB="0" distL="0" distR="0" wp14:anchorId="451B2C2E" wp14:editId="1A5F64B4">
             <wp:extent cx="2609850" cy="2880923"/>
@@ -1614,7 +1976,6 @@
         <w:spacing w:line="360" w:lineRule="auto"/>
       </w:pPr>
       <w:r>
-        <w:lastRenderedPageBreak/>
         <w:t xml:space="preserve">После удачной настройки в </w:t>
       </w:r>
       <w:r>
@@ -1753,6 +2114,7 @@
         <w:rPr>
           <w:noProof/>
         </w:rPr>
+        <w:lastRenderedPageBreak/>
         <w:drawing>
           <wp:inline distT="0" distB="0" distL="0" distR="0" wp14:anchorId="0FB0D1DD" wp14:editId="17D8D114">
             <wp:extent cx="6153150" cy="3239389"/>
@@ -1847,7 +2209,6 @@
           <w:b/>
           <w:bCs/>
         </w:rPr>
-        <w:lastRenderedPageBreak/>
         <w:t>Задание 2.1.</w:t>
       </w:r>
       <w:r>
@@ -1895,6 +2256,7 @@
         <w:rPr>
           <w:noProof/>
         </w:rPr>
+        <w:lastRenderedPageBreak/>
         <w:drawing>
           <wp:inline distT="0" distB="0" distL="0" distR="0" wp14:anchorId="4B874E7D" wp14:editId="7BC86F23">
             <wp:extent cx="5787203" cy="3800475"/>
@@ -2017,7 +2379,6 @@
         <w:rPr>
           <w:noProof/>
         </w:rPr>
-        <w:lastRenderedPageBreak/>
         <w:drawing>
           <wp:inline distT="0" distB="0" distL="0" distR="0" wp14:anchorId="1245D535" wp14:editId="2C02F018">
             <wp:extent cx="3028950" cy="2518693"/>
@@ -2099,6 +2460,7 @@
         <w:spacing w:line="360" w:lineRule="auto"/>
       </w:pPr>
       <w:r>
+        <w:lastRenderedPageBreak/>
         <w:t xml:space="preserve">Выставим также правила, как и предложено в методическом материале. Конфигурация представлена на рисунке 10. </w:t>
       </w:r>
     </w:p>
@@ -2211,34 +2573,31 @@
         <w:t>Kerberos</w:t>
       </w:r>
       <w:r>
-        <w:t xml:space="preserve"> - это сетевой протокол аутентификации, который позволяет безопасно идентифицировать пользователей и узлы в незащищенных сетях. Он действует как </w:t>
-      </w:r>
-      <w:r>
+        <w:t xml:space="preserve"> - это сетевой протокол аутентификации, который позволяет безопасно идентифицировать пользователей и узлы в незащищенных сетях. Он действует как доверенная третья сторона, используя симметричную криптографию для выдачи "билетов" (тикеты) пользователям и серверам, подтверждающих их подлинность и обеспечивающих взаимное подтверждение личности. </w:t>
+      </w:r>
+      <w:r>
+        <w:t xml:space="preserve">Конфигурация была сделана, как в методическом материале и представлена на рисунке 11. </w:t>
+      </w:r>
+    </w:p>
+    <w:p>
+      <w:pPr>
+        <w:spacing w:line="360" w:lineRule="auto"/>
+        <w:jc w:val="left"/>
+      </w:pPr>
+      <w:r>
+        <w:t xml:space="preserve">В моем случае после настройки вылетело предупреждение, что может быть неактивно, мы должны автоматически согласиться. Чтобы все было нормально. </w:t>
+      </w:r>
+    </w:p>
+    <w:p>
+      <w:pPr>
+        <w:spacing w:line="360" w:lineRule="auto"/>
+        <w:jc w:val="center"/>
+      </w:pPr>
+      <w:r>
+        <w:rPr>
+          <w:noProof/>
+        </w:rPr>
         <w:lastRenderedPageBreak/>
-        <w:t xml:space="preserve">доверенная третья сторона, используя симметричную криптографию для выдачи "билетов" (тикеты) пользователям и серверам, подтверждающих их подлинность и обеспечивающих взаимное подтверждение личности. </w:t>
-      </w:r>
-      <w:r>
-        <w:t xml:space="preserve">Конфигурация была сделана, как в методическом материале и представлена на рисунке 11. </w:t>
-      </w:r>
-    </w:p>
-    <w:p>
-      <w:pPr>
-        <w:spacing w:line="360" w:lineRule="auto"/>
-        <w:jc w:val="left"/>
-      </w:pPr>
-      <w:r>
-        <w:t xml:space="preserve">В моем случае после настройки вылетело предупреждение, что может быть неактивно, мы должны автоматически согласиться. Чтобы все было нормально. </w:t>
-      </w:r>
-    </w:p>
-    <w:p>
-      <w:pPr>
-        <w:spacing w:line="360" w:lineRule="auto"/>
-        <w:jc w:val="center"/>
-      </w:pPr>
-      <w:r>
-        <w:rPr>
-          <w:noProof/>
-        </w:rPr>
         <w:drawing>
           <wp:inline distT="0" distB="0" distL="0" distR="0" wp14:anchorId="5D0E76BA" wp14:editId="12C50D5C">
             <wp:extent cx="2726207" cy="2266950"/>
@@ -2417,20 +2776,23 @@
         <w:spacing w:line="360" w:lineRule="auto"/>
       </w:pPr>
       <w:r>
+        <w:t>Теперь у нас открывается</w:t>
+      </w:r>
+      <w:r>
+        <w:t xml:space="preserve"> окно «Мастера создания новых правил IP-безопасности». В настройках «Конечная точка туннеля» </w:t>
+      </w:r>
+      <w:r>
+        <w:t xml:space="preserve">нужно </w:t>
+      </w:r>
+      <w:r>
+        <w:t>оставить значение по умолчанию «Это правило не определяет туннель», в «Тип сети» также оставить значение по умолчанию «Все сетевые подключения». На следующем шаге появится окно «Список IP-фильтров», которое по умолчанию пусто, т.к. ни одного списка еще добавлено не было.</w:t>
+      </w:r>
+      <w:r>
+        <w:t xml:space="preserve"> В моем случае я задал имя и описание. Конфигурация </w:t>
+      </w:r>
+      <w:r>
         <w:lastRenderedPageBreak/>
-        <w:t>Теперь у нас открывается</w:t>
-      </w:r>
-      <w:r>
-        <w:t xml:space="preserve"> окно «Мастера создания новых правил IP-безопасности». В настройках «Конечная точка туннеля» </w:t>
-      </w:r>
-      <w:r>
-        <w:t xml:space="preserve">нужно </w:t>
-      </w:r>
-      <w:r>
-        <w:t>оставить значение по умолчанию «Это правило не определяет туннель», в «Тип сети» также оставить значение по умолчанию «Все сетевые подключения». На следующем шаге появится окно «Список IP-фильтров», которое по умолчанию пусто, т.к. ни одного списка еще добавлено не было.</w:t>
-      </w:r>
-      <w:r>
-        <w:t xml:space="preserve"> В моем случае я задал имя и описание. Конфигурация представлена на рисунке 13. </w:t>
+        <w:t xml:space="preserve">представлена на рисунке 13. </w:t>
       </w:r>
     </w:p>
     <w:p>
@@ -7695,6 +8057,119 @@
 <file path=word/numbering.xml><?xml version="1.0" encoding="utf-8"?>
 <w:numbering xmlns:wpc="http://schemas.microsoft.com/office/word/2010/wordprocessingCanvas" xmlns:cx="http://schemas.microsoft.com/office/drawing/2014/chartex" xmlns:cx1="http://schemas.microsoft.com/office/drawing/2015/9/8/chartex" xmlns:cx2="http://schemas.microsoft.com/office/drawing/2015/10/21/chartex" xmlns:cx3="http://schemas.microsoft.com/office/drawing/2016/5/9/chartex" xmlns:cx4="http://schemas.microsoft.com/office/drawing/2016/5/10/chartex" xmlns:cx5="http://schemas.microsoft.com/office/drawing/2016/5/11/chartex" xmlns:cx6="http://schemas.microsoft.com/office/drawing/2016/5/12/chartex" xmlns:cx7="http://schemas.microsoft.com/office/drawing/2016/5/13/chartex" xmlns:cx8="http://schemas.microsoft.com/office/drawing/2016/5/14/chartex" xmlns:mc="http://schemas.openxmlformats.org/markup-compatibility/2006" xmlns:aink="http://schemas.microsoft.com/office/drawing/2016/ink" xmlns:am3d="http://schemas.microsoft.com/office/drawing/2017/model3d" xmlns:o="urn:schemas-microsoft-com:office:office" xmlns:oel="http://schemas.microsoft.com/office/2019/extlst" xmlns:r="http://schemas.openxmlformats.org/officeDocument/2006/relationships" xmlns:m="http://schemas.openxmlformats.org/officeDocument/2006/math" xmlns:v="urn:schemas-microsoft-com:vml" xmlns:wp14="http://schemas.microsoft.com/office/word/2010/wordprocessingDrawing" xmlns:wp="http://schemas.openxmlformats.org/drawingml/2006/wordprocessingDrawing" xmlns:w10="urn:schemas-microsoft-com:office:word" xmlns:w="http://schemas.openxmlformats.org/wordprocessingml/2006/main" xmlns:w14="http://schemas.microsoft.com/office/word/2010/wordml" xmlns:w15="http://schemas.microsoft.com/office/word/2012/wordml" xmlns:w16cex="http://schemas.microsoft.com/office/word/2018/wordml/cex" xmlns:w16cid="http://schemas.microsoft.com/office/word/2016/wordml/cid" xmlns:w16="http://schemas.microsoft.com/office/word/2018/wordml" xmlns:w16du="http://schemas.microsoft.com/office/word/2023/wordml/word16du" xmlns:w16sdtdh="http://schemas.microsoft.com/office/word/2020/wordml/sdtdatahash" xmlns:w16sdtfl="http://schemas.microsoft.com/office/word/2024/wordml/sdtformatlock" xmlns:w16se="http://schemas.microsoft.com/office/word/2015/wordml/symex" xmlns:wpg="http://schemas.microsoft.com/office/word/2010/wordprocessingGroup" xmlns:wpi="http://schemas.microsoft.com/office/word/2010/wordprocessingInk" xmlns:wne="http://schemas.microsoft.com/office/word/2006/wordml" xmlns:wps="http://schemas.microsoft.com/office/word/2010/wordprocessingShape" mc:Ignorable="w14 w15 w16se w16cid w16 w16cex w16sdtdh w16sdtfl w16du wp14">
   <w:abstractNum w:abstractNumId="0" w15:restartNumberingAfterBreak="0">
+    <w:nsid w:val="005C7419"/>
+    <w:multiLevelType w:val="hybridMultilevel"/>
+    <w:tmpl w:val="54AEFE9C"/>
+    <w:lvl w:ilvl="0" w:tplc="04190001">
+      <w:start w:val="1"/>
+      <w:numFmt w:val="bullet"/>
+      <w:lvlText w:val=""/>
+      <w:lvlJc w:val="left"/>
+      <w:pPr>
+        <w:ind w:left="1429" w:hanging="360"/>
+      </w:pPr>
+      <w:rPr>
+        <w:rFonts w:ascii="Symbol" w:hAnsi="Symbol" w:hint="default"/>
+      </w:rPr>
+    </w:lvl>
+    <w:lvl w:ilvl="1" w:tplc="04190003" w:tentative="1">
+      <w:start w:val="1"/>
+      <w:numFmt w:val="bullet"/>
+      <w:lvlText w:val="o"/>
+      <w:lvlJc w:val="left"/>
+      <w:pPr>
+        <w:ind w:left="2149" w:hanging="360"/>
+      </w:pPr>
+      <w:rPr>
+        <w:rFonts w:ascii="Courier New" w:hAnsi="Courier New" w:cs="Courier New" w:hint="default"/>
+      </w:rPr>
+    </w:lvl>
+    <w:lvl w:ilvl="2" w:tplc="04190005" w:tentative="1">
+      <w:start w:val="1"/>
+      <w:numFmt w:val="bullet"/>
+      <w:lvlText w:val=""/>
+      <w:lvlJc w:val="left"/>
+      <w:pPr>
+        <w:ind w:left="2869" w:hanging="360"/>
+      </w:pPr>
+      <w:rPr>
+        <w:rFonts w:ascii="Wingdings" w:hAnsi="Wingdings" w:hint="default"/>
+      </w:rPr>
+    </w:lvl>
+    <w:lvl w:ilvl="3" w:tplc="04190001" w:tentative="1">
+      <w:start w:val="1"/>
+      <w:numFmt w:val="bullet"/>
+      <w:lvlText w:val=""/>
+      <w:lvlJc w:val="left"/>
+      <w:pPr>
+        <w:ind w:left="3589" w:hanging="360"/>
+      </w:pPr>
+      <w:rPr>
+        <w:rFonts w:ascii="Symbol" w:hAnsi="Symbol" w:hint="default"/>
+      </w:rPr>
+    </w:lvl>
+    <w:lvl w:ilvl="4" w:tplc="04190003" w:tentative="1">
+      <w:start w:val="1"/>
+      <w:numFmt w:val="bullet"/>
+      <w:lvlText w:val="o"/>
+      <w:lvlJc w:val="left"/>
+      <w:pPr>
+        <w:ind w:left="4309" w:hanging="360"/>
+      </w:pPr>
+      <w:rPr>
+        <w:rFonts w:ascii="Courier New" w:hAnsi="Courier New" w:cs="Courier New" w:hint="default"/>
+      </w:rPr>
+    </w:lvl>
+    <w:lvl w:ilvl="5" w:tplc="04190005" w:tentative="1">
+      <w:start w:val="1"/>
+      <w:numFmt w:val="bullet"/>
+      <w:lvlText w:val=""/>
+      <w:lvlJc w:val="left"/>
+      <w:pPr>
+        <w:ind w:left="5029" w:hanging="360"/>
+      </w:pPr>
+      <w:rPr>
+        <w:rFonts w:ascii="Wingdings" w:hAnsi="Wingdings" w:hint="default"/>
+      </w:rPr>
+    </w:lvl>
+    <w:lvl w:ilvl="6" w:tplc="04190001" w:tentative="1">
+      <w:start w:val="1"/>
+      <w:numFmt w:val="bullet"/>
+      <w:lvlText w:val=""/>
+      <w:lvlJc w:val="left"/>
+      <w:pPr>
+        <w:ind w:left="5749" w:hanging="360"/>
+      </w:pPr>
+      <w:rPr>
+        <w:rFonts w:ascii="Symbol" w:hAnsi="Symbol" w:hint="default"/>
+      </w:rPr>
+    </w:lvl>
+    <w:lvl w:ilvl="7" w:tplc="04190003" w:tentative="1">
+      <w:start w:val="1"/>
+      <w:numFmt w:val="bullet"/>
+      <w:lvlText w:val="o"/>
+      <w:lvlJc w:val="left"/>
+      <w:pPr>
+        <w:ind w:left="6469" w:hanging="360"/>
+      </w:pPr>
+      <w:rPr>
+        <w:rFonts w:ascii="Courier New" w:hAnsi="Courier New" w:cs="Courier New" w:hint="default"/>
+      </w:rPr>
+    </w:lvl>
+    <w:lvl w:ilvl="8" w:tplc="04190005" w:tentative="1">
+      <w:start w:val="1"/>
+      <w:numFmt w:val="bullet"/>
+      <w:lvlText w:val=""/>
+      <w:lvlJc w:val="left"/>
+      <w:pPr>
+        <w:ind w:left="7189" w:hanging="360"/>
+      </w:pPr>
+      <w:rPr>
+        <w:rFonts w:ascii="Wingdings" w:hAnsi="Wingdings" w:hint="default"/>
+      </w:rPr>
+    </w:lvl>
+  </w:abstractNum>
+  <w:abstractNum w:abstractNumId="1" w15:restartNumberingAfterBreak="0">
     <w:nsid w:val="0AF748DE"/>
     <w:multiLevelType w:val="hybridMultilevel"/>
     <w:tmpl w:val="5DAC28AE"/>
@@ -7807,7 +8282,120 @@
       </w:rPr>
     </w:lvl>
   </w:abstractNum>
-  <w:abstractNum w:abstractNumId="1" w15:restartNumberingAfterBreak="0">
+  <w:abstractNum w:abstractNumId="2" w15:restartNumberingAfterBreak="0">
+    <w:nsid w:val="0C4F66C0"/>
+    <w:multiLevelType w:val="hybridMultilevel"/>
+    <w:tmpl w:val="5C2C7EC8"/>
+    <w:lvl w:ilvl="0" w:tplc="04190001">
+      <w:start w:val="1"/>
+      <w:numFmt w:val="bullet"/>
+      <w:lvlText w:val=""/>
+      <w:lvlJc w:val="left"/>
+      <w:pPr>
+        <w:ind w:left="1429" w:hanging="360"/>
+      </w:pPr>
+      <w:rPr>
+        <w:rFonts w:ascii="Symbol" w:hAnsi="Symbol" w:hint="default"/>
+      </w:rPr>
+    </w:lvl>
+    <w:lvl w:ilvl="1" w:tplc="04190003" w:tentative="1">
+      <w:start w:val="1"/>
+      <w:numFmt w:val="bullet"/>
+      <w:lvlText w:val="o"/>
+      <w:lvlJc w:val="left"/>
+      <w:pPr>
+        <w:ind w:left="2149" w:hanging="360"/>
+      </w:pPr>
+      <w:rPr>
+        <w:rFonts w:ascii="Courier New" w:hAnsi="Courier New" w:cs="Courier New" w:hint="default"/>
+      </w:rPr>
+    </w:lvl>
+    <w:lvl w:ilvl="2" w:tplc="04190005" w:tentative="1">
+      <w:start w:val="1"/>
+      <w:numFmt w:val="bullet"/>
+      <w:lvlText w:val=""/>
+      <w:lvlJc w:val="left"/>
+      <w:pPr>
+        <w:ind w:left="2869" w:hanging="360"/>
+      </w:pPr>
+      <w:rPr>
+        <w:rFonts w:ascii="Wingdings" w:hAnsi="Wingdings" w:hint="default"/>
+      </w:rPr>
+    </w:lvl>
+    <w:lvl w:ilvl="3" w:tplc="04190001" w:tentative="1">
+      <w:start w:val="1"/>
+      <w:numFmt w:val="bullet"/>
+      <w:lvlText w:val=""/>
+      <w:lvlJc w:val="left"/>
+      <w:pPr>
+        <w:ind w:left="3589" w:hanging="360"/>
+      </w:pPr>
+      <w:rPr>
+        <w:rFonts w:ascii="Symbol" w:hAnsi="Symbol" w:hint="default"/>
+      </w:rPr>
+    </w:lvl>
+    <w:lvl w:ilvl="4" w:tplc="04190003" w:tentative="1">
+      <w:start w:val="1"/>
+      <w:numFmt w:val="bullet"/>
+      <w:lvlText w:val="o"/>
+      <w:lvlJc w:val="left"/>
+      <w:pPr>
+        <w:ind w:left="4309" w:hanging="360"/>
+      </w:pPr>
+      <w:rPr>
+        <w:rFonts w:ascii="Courier New" w:hAnsi="Courier New" w:cs="Courier New" w:hint="default"/>
+      </w:rPr>
+    </w:lvl>
+    <w:lvl w:ilvl="5" w:tplc="04190005" w:tentative="1">
+      <w:start w:val="1"/>
+      <w:numFmt w:val="bullet"/>
+      <w:lvlText w:val=""/>
+      <w:lvlJc w:val="left"/>
+      <w:pPr>
+        <w:ind w:left="5029" w:hanging="360"/>
+      </w:pPr>
+      <w:rPr>
+        <w:rFonts w:ascii="Wingdings" w:hAnsi="Wingdings" w:hint="default"/>
+      </w:rPr>
+    </w:lvl>
+    <w:lvl w:ilvl="6" w:tplc="04190001" w:tentative="1">
+      <w:start w:val="1"/>
+      <w:numFmt w:val="bullet"/>
+      <w:lvlText w:val=""/>
+      <w:lvlJc w:val="left"/>
+      <w:pPr>
+        <w:ind w:left="5749" w:hanging="360"/>
+      </w:pPr>
+      <w:rPr>
+        <w:rFonts w:ascii="Symbol" w:hAnsi="Symbol" w:hint="default"/>
+      </w:rPr>
+    </w:lvl>
+    <w:lvl w:ilvl="7" w:tplc="04190003" w:tentative="1">
+      <w:start w:val="1"/>
+      <w:numFmt w:val="bullet"/>
+      <w:lvlText w:val="o"/>
+      <w:lvlJc w:val="left"/>
+      <w:pPr>
+        <w:ind w:left="6469" w:hanging="360"/>
+      </w:pPr>
+      <w:rPr>
+        <w:rFonts w:ascii="Courier New" w:hAnsi="Courier New" w:cs="Courier New" w:hint="default"/>
+      </w:rPr>
+    </w:lvl>
+    <w:lvl w:ilvl="8" w:tplc="04190005" w:tentative="1">
+      <w:start w:val="1"/>
+      <w:numFmt w:val="bullet"/>
+      <w:lvlText w:val=""/>
+      <w:lvlJc w:val="left"/>
+      <w:pPr>
+        <w:ind w:left="7189" w:hanging="360"/>
+      </w:pPr>
+      <w:rPr>
+        <w:rFonts w:ascii="Wingdings" w:hAnsi="Wingdings" w:hint="default"/>
+      </w:rPr>
+    </w:lvl>
+  </w:abstractNum>
+  <w:abstractNum w:abstractNumId="3" w15:restartNumberingAfterBreak="0">
     <w:nsid w:val="10011701"/>
     <w:multiLevelType w:val="hybridMultilevel"/>
     <w:tmpl w:val="53CE7DA8"/>
@@ -7893,7 +8481,7 @@
       </w:pPr>
     </w:lvl>
   </w:abstractNum>
-  <w:abstractNum w:abstractNumId="2" w15:restartNumberingAfterBreak="0">
+  <w:abstractNum w:abstractNumId="4" w15:restartNumberingAfterBreak="0">
     <w:nsid w:val="1A02726E"/>
     <w:multiLevelType w:val="hybridMultilevel"/>
     <w:tmpl w:val="ABF212A0"/>
@@ -7982,7 +8570,7 @@
       </w:pPr>
     </w:lvl>
   </w:abstractNum>
-  <w:abstractNum w:abstractNumId="3" w15:restartNumberingAfterBreak="0">
+  <w:abstractNum w:abstractNumId="5" w15:restartNumberingAfterBreak="0">
     <w:nsid w:val="1C9E0FB6"/>
     <w:multiLevelType w:val="multilevel"/>
     <w:tmpl w:val="FC9A48CE"/>
@@ -8095,7 +8683,7 @@
       </w:pPr>
     </w:lvl>
   </w:abstractNum>
-  <w:abstractNum w:abstractNumId="4" w15:restartNumberingAfterBreak="0">
+  <w:abstractNum w:abstractNumId="6" w15:restartNumberingAfterBreak="0">
     <w:nsid w:val="1DDD549A"/>
     <w:multiLevelType w:val="multilevel"/>
     <w:tmpl w:val="9C0C0620"/>
@@ -8244,7 +8832,7 @@
       </w:rPr>
     </w:lvl>
   </w:abstractNum>
-  <w:abstractNum w:abstractNumId="5" w15:restartNumberingAfterBreak="0">
+  <w:abstractNum w:abstractNumId="7" w15:restartNumberingAfterBreak="0">
     <w:nsid w:val="22D165AB"/>
     <w:multiLevelType w:val="hybridMultilevel"/>
     <w:tmpl w:val="4A144058"/>
@@ -8357,7 +8945,7 @@
       </w:rPr>
     </w:lvl>
   </w:abstractNum>
-  <w:abstractNum w:abstractNumId="6" w15:restartNumberingAfterBreak="0">
+  <w:abstractNum w:abstractNumId="8" w15:restartNumberingAfterBreak="0">
     <w:nsid w:val="25DB6E7D"/>
     <w:multiLevelType w:val="multilevel"/>
     <w:tmpl w:val="E0A6FA9E"/>
@@ -8506,7 +9094,7 @@
       </w:rPr>
     </w:lvl>
   </w:abstractNum>
-  <w:abstractNum w:abstractNumId="7" w15:restartNumberingAfterBreak="0">
+  <w:abstractNum w:abstractNumId="9" w15:restartNumberingAfterBreak="0">
     <w:nsid w:val="2A1C21B5"/>
     <w:multiLevelType w:val="hybridMultilevel"/>
     <w:tmpl w:val="4AF02820"/>
@@ -8595,7 +9183,233 @@
       </w:pPr>
     </w:lvl>
   </w:abstractNum>
-  <w:abstractNum w:abstractNumId="8" w15:restartNumberingAfterBreak="0">
+  <w:abstractNum w:abstractNumId="10" w15:restartNumberingAfterBreak="0">
+    <w:nsid w:val="2E2A381E"/>
+    <w:multiLevelType w:val="hybridMultilevel"/>
+    <w:tmpl w:val="0BEE0DB8"/>
+    <w:lvl w:ilvl="0" w:tplc="04190001">
+      <w:start w:val="1"/>
+      <w:numFmt w:val="bullet"/>
+      <w:lvlText w:val=""/>
+      <w:lvlJc w:val="left"/>
+      <w:pPr>
+        <w:ind w:left="1429" w:hanging="360"/>
+      </w:pPr>
+      <w:rPr>
+        <w:rFonts w:ascii="Symbol" w:hAnsi="Symbol" w:hint="default"/>
+      </w:rPr>
+    </w:lvl>
+    <w:lvl w:ilvl="1" w:tplc="04190003" w:tentative="1">
+      <w:start w:val="1"/>
+      <w:numFmt w:val="bullet"/>
+      <w:lvlText w:val="o"/>
+      <w:lvlJc w:val="left"/>
+      <w:pPr>
+        <w:ind w:left="2149" w:hanging="360"/>
+      </w:pPr>
+      <w:rPr>
+        <w:rFonts w:ascii="Courier New" w:hAnsi="Courier New" w:cs="Courier New" w:hint="default"/>
+      </w:rPr>
+    </w:lvl>
+    <w:lvl w:ilvl="2" w:tplc="04190005" w:tentative="1">
+      <w:start w:val="1"/>
+      <w:numFmt w:val="bullet"/>
+      <w:lvlText w:val=""/>
+      <w:lvlJc w:val="left"/>
+      <w:pPr>
+        <w:ind w:left="2869" w:hanging="360"/>
+      </w:pPr>
+      <w:rPr>
+        <w:rFonts w:ascii="Wingdings" w:hAnsi="Wingdings" w:hint="default"/>
+      </w:rPr>
+    </w:lvl>
+    <w:lvl w:ilvl="3" w:tplc="04190001" w:tentative="1">
+      <w:start w:val="1"/>
+      <w:numFmt w:val="bullet"/>
+      <w:lvlText w:val=""/>
+      <w:lvlJc w:val="left"/>
+      <w:pPr>
+        <w:ind w:left="3589" w:hanging="360"/>
+      </w:pPr>
+      <w:rPr>
+        <w:rFonts w:ascii="Symbol" w:hAnsi="Symbol" w:hint="default"/>
+      </w:rPr>
+    </w:lvl>
+    <w:lvl w:ilvl="4" w:tplc="04190003" w:tentative="1">
+      <w:start w:val="1"/>
+      <w:numFmt w:val="bullet"/>
+      <w:lvlText w:val="o"/>
+      <w:lvlJc w:val="left"/>
+      <w:pPr>
+        <w:ind w:left="4309" w:hanging="360"/>
+      </w:pPr>
+      <w:rPr>
+        <w:rFonts w:ascii="Courier New" w:hAnsi="Courier New" w:cs="Courier New" w:hint="default"/>
+      </w:rPr>
+    </w:lvl>
+    <w:lvl w:ilvl="5" w:tplc="04190005" w:tentative="1">
+      <w:start w:val="1"/>
+      <w:numFmt w:val="bullet"/>
+      <w:lvlText w:val=""/>
+      <w:lvlJc w:val="left"/>
+      <w:pPr>
+        <w:ind w:left="5029" w:hanging="360"/>
+      </w:pPr>
+      <w:rPr>
+        <w:rFonts w:ascii="Wingdings" w:hAnsi="Wingdings" w:hint="default"/>
+      </w:rPr>
+    </w:lvl>
+    <w:lvl w:ilvl="6" w:tplc="04190001" w:tentative="1">
+      <w:start w:val="1"/>
+      <w:numFmt w:val="bullet"/>
+      <w:lvlText w:val=""/>
+      <w:lvlJc w:val="left"/>
+      <w:pPr>
+        <w:ind w:left="5749" w:hanging="360"/>
+      </w:pPr>
+      <w:rPr>
+        <w:rFonts w:ascii="Symbol" w:hAnsi="Symbol" w:hint="default"/>
+      </w:rPr>
+    </w:lvl>
+    <w:lvl w:ilvl="7" w:tplc="04190003" w:tentative="1">
+      <w:start w:val="1"/>
+      <w:numFmt w:val="bullet"/>
+      <w:lvlText w:val="o"/>
+      <w:lvlJc w:val="left"/>
+      <w:pPr>
+        <w:ind w:left="6469" w:hanging="360"/>
+      </w:pPr>
+      <w:rPr>
+        <w:rFonts w:ascii="Courier New" w:hAnsi="Courier New" w:cs="Courier New" w:hint="default"/>
+      </w:rPr>
+    </w:lvl>
+    <w:lvl w:ilvl="8" w:tplc="04190005" w:tentative="1">
+      <w:start w:val="1"/>
+      <w:numFmt w:val="bullet"/>
+      <w:lvlText w:val=""/>
+      <w:lvlJc w:val="left"/>
+      <w:pPr>
+        <w:ind w:left="7189" w:hanging="360"/>
+      </w:pPr>
+      <w:rPr>
+        <w:rFonts w:ascii="Wingdings" w:hAnsi="Wingdings" w:hint="default"/>
+      </w:rPr>
+    </w:lvl>
+  </w:abstractNum>
+  <w:abstractNum w:abstractNumId="11" w15:restartNumberingAfterBreak="0">
+    <w:nsid w:val="35C752AD"/>
+    <w:multiLevelType w:val="hybridMultilevel"/>
+    <w:tmpl w:val="00D4245C"/>
+    <w:lvl w:ilvl="0" w:tplc="04190001">
+      <w:start w:val="1"/>
+      <w:numFmt w:val="bullet"/>
+      <w:lvlText w:val=""/>
+      <w:lvlJc w:val="left"/>
+      <w:pPr>
+        <w:ind w:left="1429" w:hanging="360"/>
+      </w:pPr>
+      <w:rPr>
+        <w:rFonts w:ascii="Symbol" w:hAnsi="Symbol" w:hint="default"/>
+      </w:rPr>
+    </w:lvl>
+    <w:lvl w:ilvl="1" w:tplc="04190003" w:tentative="1">
+      <w:start w:val="1"/>
+      <w:numFmt w:val="bullet"/>
+      <w:lvlText w:val="o"/>
+      <w:lvlJc w:val="left"/>
+      <w:pPr>
+        <w:ind w:left="2149" w:hanging="360"/>
+      </w:pPr>
+      <w:rPr>
+        <w:rFonts w:ascii="Courier New" w:hAnsi="Courier New" w:cs="Courier New" w:hint="default"/>
+      </w:rPr>
+    </w:lvl>
+    <w:lvl w:ilvl="2" w:tplc="04190005" w:tentative="1">
+      <w:start w:val="1"/>
+      <w:numFmt w:val="bullet"/>
+      <w:lvlText w:val=""/>
+      <w:lvlJc w:val="left"/>
+      <w:pPr>
+        <w:ind w:left="2869" w:hanging="360"/>
+      </w:pPr>
+      <w:rPr>
+        <w:rFonts w:ascii="Wingdings" w:hAnsi="Wingdings" w:hint="default"/>
+      </w:rPr>
+    </w:lvl>
+    <w:lvl w:ilvl="3" w:tplc="04190001" w:tentative="1">
+      <w:start w:val="1"/>
+      <w:numFmt w:val="bullet"/>
+      <w:lvlText w:val=""/>
+      <w:lvlJc w:val="left"/>
+      <w:pPr>
+        <w:ind w:left="3589" w:hanging="360"/>
+      </w:pPr>
+      <w:rPr>
+        <w:rFonts w:ascii="Symbol" w:hAnsi="Symbol" w:hint="default"/>
+      </w:rPr>
+    </w:lvl>
+    <w:lvl w:ilvl="4" w:tplc="04190003" w:tentative="1">
+      <w:start w:val="1"/>
+      <w:numFmt w:val="bullet"/>
+      <w:lvlText w:val="o"/>
+      <w:lvlJc w:val="left"/>
+      <w:pPr>
+        <w:ind w:left="4309" w:hanging="360"/>
+      </w:pPr>
+      <w:rPr>
+        <w:rFonts w:ascii="Courier New" w:hAnsi="Courier New" w:cs="Courier New" w:hint="default"/>
+      </w:rPr>
+    </w:lvl>
+    <w:lvl w:ilvl="5" w:tplc="04190005" w:tentative="1">
+      <w:start w:val="1"/>
+      <w:numFmt w:val="bullet"/>
+      <w:lvlText w:val=""/>
+      <w:lvlJc w:val="left"/>
+      <w:pPr>
+        <w:ind w:left="5029" w:hanging="360"/>
+      </w:pPr>
+      <w:rPr>
+        <w:rFonts w:ascii="Wingdings" w:hAnsi="Wingdings" w:hint="default"/>
+      </w:rPr>
+    </w:lvl>
+    <w:lvl w:ilvl="6" w:tplc="04190001" w:tentative="1">
+      <w:start w:val="1"/>
+      <w:numFmt w:val="bullet"/>
+      <w:lvlText w:val=""/>
+      <w:lvlJc w:val="left"/>
+      <w:pPr>
+        <w:ind w:left="5749" w:hanging="360"/>
+      </w:pPr>
+      <w:rPr>
+        <w:rFonts w:ascii="Symbol" w:hAnsi="Symbol" w:hint="default"/>
+      </w:rPr>
+    </w:lvl>
+    <w:lvl w:ilvl="7" w:tplc="04190003" w:tentative="1">
+      <w:start w:val="1"/>
+      <w:numFmt w:val="bullet"/>
+      <w:lvlText w:val="o"/>
+      <w:lvlJc w:val="left"/>
+      <w:pPr>
+        <w:ind w:left="6469" w:hanging="360"/>
+      </w:pPr>
+      <w:rPr>
+        <w:rFonts w:ascii="Courier New" w:hAnsi="Courier New" w:cs="Courier New" w:hint="default"/>
+      </w:rPr>
+    </w:lvl>
+    <w:lvl w:ilvl="8" w:tplc="04190005" w:tentative="1">
+      <w:start w:val="1"/>
+      <w:numFmt w:val="bullet"/>
+      <w:lvlText w:val=""/>
+      <w:lvlJc w:val="left"/>
+      <w:pPr>
+        <w:ind w:left="7189" w:hanging="360"/>
+      </w:pPr>
+      <w:rPr>
+        <w:rFonts w:ascii="Wingdings" w:hAnsi="Wingdings" w:hint="default"/>
+      </w:rPr>
+    </w:lvl>
+  </w:abstractNum>
+  <w:abstractNum w:abstractNumId="12" w15:restartNumberingAfterBreak="0">
     <w:nsid w:val="3C4431BB"/>
     <w:multiLevelType w:val="multilevel"/>
     <w:tmpl w:val="01CA09D4"/>
@@ -8744,7 +9558,7 @@
       </w:rPr>
     </w:lvl>
   </w:abstractNum>
-  <w:abstractNum w:abstractNumId="9" w15:restartNumberingAfterBreak="0">
+  <w:abstractNum w:abstractNumId="13" w15:restartNumberingAfterBreak="0">
     <w:nsid w:val="3FD22C3C"/>
     <w:multiLevelType w:val="multilevel"/>
     <w:tmpl w:val="67768CA6"/>
@@ -8893,7 +9707,7 @@
       </w:rPr>
     </w:lvl>
   </w:abstractNum>
-  <w:abstractNum w:abstractNumId="10" w15:restartNumberingAfterBreak="0">
+  <w:abstractNum w:abstractNumId="14" w15:restartNumberingAfterBreak="0">
     <w:nsid w:val="4D796520"/>
     <w:multiLevelType w:val="multilevel"/>
     <w:tmpl w:val="854055F8"/>
@@ -9042,7 +9856,7 @@
       </w:rPr>
     </w:lvl>
   </w:abstractNum>
-  <w:abstractNum w:abstractNumId="11" w15:restartNumberingAfterBreak="0">
+  <w:abstractNum w:abstractNumId="15" w15:restartNumberingAfterBreak="0">
     <w:nsid w:val="4E1C5D0E"/>
     <w:multiLevelType w:val="hybridMultilevel"/>
     <w:tmpl w:val="74545A98"/>
@@ -9155,7 +9969,7 @@
       </w:rPr>
     </w:lvl>
   </w:abstractNum>
-  <w:abstractNum w:abstractNumId="12" w15:restartNumberingAfterBreak="0">
+  <w:abstractNum w:abstractNumId="16" w15:restartNumberingAfterBreak="0">
     <w:nsid w:val="56A533B0"/>
     <w:multiLevelType w:val="multilevel"/>
     <w:tmpl w:val="33B6265E"/>
@@ -9304,7 +10118,7 @@
       </w:rPr>
     </w:lvl>
   </w:abstractNum>
-  <w:abstractNum w:abstractNumId="13" w15:restartNumberingAfterBreak="0">
+  <w:abstractNum w:abstractNumId="17" w15:restartNumberingAfterBreak="0">
     <w:nsid w:val="5C087A58"/>
     <w:multiLevelType w:val="multilevel"/>
     <w:tmpl w:val="8E0CDCE6"/>
@@ -9453,7 +10267,7 @@
       </w:rPr>
     </w:lvl>
   </w:abstractNum>
-  <w:abstractNum w:abstractNumId="14" w15:restartNumberingAfterBreak="0">
+  <w:abstractNum w:abstractNumId="18" w15:restartNumberingAfterBreak="0">
     <w:nsid w:val="65912DA4"/>
     <w:multiLevelType w:val="hybridMultilevel"/>
     <w:tmpl w:val="72C8D2F4"/>
@@ -9539,7 +10353,7 @@
       </w:pPr>
     </w:lvl>
   </w:abstractNum>
-  <w:abstractNum w:abstractNumId="15" w15:restartNumberingAfterBreak="0">
+  <w:abstractNum w:abstractNumId="19" w15:restartNumberingAfterBreak="0">
     <w:nsid w:val="66AA5493"/>
     <w:multiLevelType w:val="hybridMultilevel"/>
     <w:tmpl w:val="C29A09DA"/>
@@ -9652,7 +10466,7 @@
       </w:rPr>
     </w:lvl>
   </w:abstractNum>
-  <w:abstractNum w:abstractNumId="16" w15:restartNumberingAfterBreak="0">
+  <w:abstractNum w:abstractNumId="20" w15:restartNumberingAfterBreak="0">
     <w:nsid w:val="6BD46755"/>
     <w:multiLevelType w:val="multilevel"/>
     <w:tmpl w:val="064011A4"/>
@@ -9801,7 +10615,7 @@
       </w:rPr>
     </w:lvl>
   </w:abstractNum>
-  <w:abstractNum w:abstractNumId="17" w15:restartNumberingAfterBreak="0">
+  <w:abstractNum w:abstractNumId="21" w15:restartNumberingAfterBreak="0">
     <w:nsid w:val="71923F10"/>
     <w:multiLevelType w:val="hybridMultilevel"/>
     <w:tmpl w:val="F81AAC34"/>
@@ -9914,7 +10728,7 @@
       </w:rPr>
     </w:lvl>
   </w:abstractNum>
-  <w:abstractNum w:abstractNumId="18" w15:restartNumberingAfterBreak="0">
+  <w:abstractNum w:abstractNumId="22" w15:restartNumberingAfterBreak="0">
     <w:nsid w:val="76C52BC9"/>
     <w:multiLevelType w:val="multilevel"/>
     <w:tmpl w:val="D1C40616"/>
@@ -10063,7 +10877,7 @@
       </w:rPr>
     </w:lvl>
   </w:abstractNum>
-  <w:abstractNum w:abstractNumId="19" w15:restartNumberingAfterBreak="0">
+  <w:abstractNum w:abstractNumId="23" w15:restartNumberingAfterBreak="0">
     <w:nsid w:val="7A567FBF"/>
     <w:multiLevelType w:val="multilevel"/>
     <w:tmpl w:val="37529B4E"/>
@@ -10212,7 +11026,7 @@
       </w:rPr>
     </w:lvl>
   </w:abstractNum>
-  <w:abstractNum w:abstractNumId="20" w15:restartNumberingAfterBreak="0">
+  <w:abstractNum w:abstractNumId="24" w15:restartNumberingAfterBreak="0">
     <w:nsid w:val="7A903439"/>
     <w:multiLevelType w:val="hybridMultilevel"/>
     <w:tmpl w:val="7898BC1A"/>
@@ -10321,49 +11135,49 @@
     </w:lvl>
   </w:abstractNum>
   <w:num w:numId="1" w16cid:durableId="1207832782">
+    <w:abstractNumId w:val="9"/>
+  </w:num>
+  <w:num w:numId="2" w16cid:durableId="911622385">
+    <w:abstractNumId w:val="4"/>
+  </w:num>
+  <w:num w:numId="3" w16cid:durableId="605575102">
+    <w:abstractNumId w:val="19"/>
+  </w:num>
+  <w:num w:numId="4" w16cid:durableId="1361007508">
+    <w:abstractNumId w:val="21"/>
+  </w:num>
+  <w:num w:numId="5" w16cid:durableId="171336058">
     <w:abstractNumId w:val="7"/>
   </w:num>
-  <w:num w:numId="2" w16cid:durableId="911622385">
-    <w:abstractNumId w:val="2"/>
+  <w:num w:numId="6" w16cid:durableId="1389963313">
+    <w:abstractNumId w:val="1"/>
   </w:num>
-  <w:num w:numId="3" w16cid:durableId="605575102">
+  <w:num w:numId="7" w16cid:durableId="1692410803">
     <w:abstractNumId w:val="15"/>
   </w:num>
-  <w:num w:numId="4" w16cid:durableId="1361007508">
+  <w:num w:numId="8" w16cid:durableId="387187273">
+    <w:abstractNumId w:val="13"/>
+  </w:num>
+  <w:num w:numId="9" w16cid:durableId="313141368">
     <w:abstractNumId w:val="17"/>
   </w:num>
-  <w:num w:numId="5" w16cid:durableId="171336058">
+  <w:num w:numId="10" w16cid:durableId="976912048">
+    <w:abstractNumId w:val="14"/>
+  </w:num>
+  <w:num w:numId="11" w16cid:durableId="437330599">
+    <w:abstractNumId w:val="8"/>
+  </w:num>
+  <w:num w:numId="12" w16cid:durableId="2004358195">
+    <w:abstractNumId w:val="22"/>
+  </w:num>
+  <w:num w:numId="13" w16cid:durableId="878512882">
     <w:abstractNumId w:val="5"/>
   </w:num>
-  <w:num w:numId="6" w16cid:durableId="1389963313">
-    <w:abstractNumId w:val="0"/>
-  </w:num>
-  <w:num w:numId="7" w16cid:durableId="1692410803">
-    <w:abstractNumId w:val="11"/>
-  </w:num>
-  <w:num w:numId="8" w16cid:durableId="387187273">
-    <w:abstractNumId w:val="9"/>
-  </w:num>
-  <w:num w:numId="9" w16cid:durableId="313141368">
-    <w:abstractNumId w:val="13"/>
-  </w:num>
-  <w:num w:numId="10" w16cid:durableId="976912048">
-    <w:abstractNumId w:val="10"/>
-  </w:num>
-  <w:num w:numId="11" w16cid:durableId="437330599">
+  <w:num w:numId="14" w16cid:durableId="789200396">
     <w:abstractNumId w:val="6"/>
   </w:num>
-  <w:num w:numId="12" w16cid:durableId="2004358195">
-    <w:abstractNumId w:val="18"/>
-  </w:num>
-  <w:num w:numId="13" w16cid:durableId="878512882">
+  <w:num w:numId="15" w16cid:durableId="1680304072">
     <w:abstractNumId w:val="3"/>
-  </w:num>
-  <w:num w:numId="14" w16cid:durableId="789200396">
-    <w:abstractNumId w:val="4"/>
-  </w:num>
-  <w:num w:numId="15" w16cid:durableId="1680304072">
-    <w:abstractNumId w:val="1"/>
     <w:lvlOverride w:ilvl="0">
       <w:startOverride w:val="1"/>
     </w:lvlOverride>
@@ -10393,10 +11207,10 @@
     </w:lvlOverride>
   </w:num>
   <w:num w:numId="16" w16cid:durableId="876040507">
-    <w:abstractNumId w:val="20"/>
+    <w:abstractNumId w:val="24"/>
   </w:num>
   <w:num w:numId="17" w16cid:durableId="1340738969">
-    <w:abstractNumId w:val="14"/>
+    <w:abstractNumId w:val="18"/>
     <w:lvlOverride w:ilvl="0">
       <w:startOverride w:val="1"/>
     </w:lvlOverride>
@@ -10426,16 +11240,31 @@
     </w:lvlOverride>
   </w:num>
   <w:num w:numId="18" w16cid:durableId="1094740760">
-    <w:abstractNumId w:val="19"/>
+    <w:abstractNumId w:val="23"/>
   </w:num>
   <w:num w:numId="19" w16cid:durableId="938216970">
+    <w:abstractNumId w:val="16"/>
+  </w:num>
+  <w:num w:numId="20" w16cid:durableId="753092505">
     <w:abstractNumId w:val="12"/>
   </w:num>
-  <w:num w:numId="20" w16cid:durableId="753092505">
-    <w:abstractNumId w:val="8"/>
+  <w:num w:numId="21" w16cid:durableId="2136411248">
+    <w:abstractNumId w:val="20"/>
   </w:num>
-  <w:num w:numId="21" w16cid:durableId="2136411248">
-    <w:abstractNumId w:val="16"/>
+  <w:num w:numId="22" w16cid:durableId="498737113">
+    <w:abstractNumId w:val="3"/>
+  </w:num>
+  <w:num w:numId="23" w16cid:durableId="927155272">
+    <w:abstractNumId w:val="10"/>
+  </w:num>
+  <w:num w:numId="24" w16cid:durableId="1123158744">
+    <w:abstractNumId w:val="11"/>
+  </w:num>
+  <w:num w:numId="25" w16cid:durableId="577637226">
+    <w:abstractNumId w:val="2"/>
+  </w:num>
+  <w:num w:numId="26" w16cid:durableId="133450035">
+    <w:abstractNumId w:val="0"/>
   </w:num>
 </w:numbering>
 </file>

--- a/Защита в ОС/Лабы/ЛР № 2 Отчет.docx
+++ b/Защита в ОС/Лабы/ЛР № 2 Отчет.docx
@@ -819,416 +819,1389 @@
     </w:p>
     <w:p>
       <w:pPr>
-        <w:pStyle w:val="2"/>
+        <w:rPr>
+          <w:rFonts w:eastAsiaTheme="majorEastAsia"/>
+          <w:b/>
+          <w:bCs/>
+        </w:rPr>
+      </w:pPr>
+      <w:r>
+        <w:rPr>
+          <w:rFonts w:eastAsiaTheme="majorEastAsia"/>
+          <w:b/>
+          <w:bCs/>
+        </w:rPr>
+        <w:t>Блокировка сетевых соединений: политика IP-безопасности</w:t>
+      </w:r>
+    </w:p>
+    <w:p>
+      <w:pPr>
+        <w:rPr>
+          <w:rFonts w:eastAsiaTheme="majorEastAsia"/>
+        </w:rPr>
+      </w:pPr>
+      <w:r>
+        <w:rPr>
+          <w:rFonts w:eastAsiaTheme="majorEastAsia"/>
+        </w:rPr>
+        <w:t xml:space="preserve">Сети TCP/IP без защиты уязвимы к атакам как из внутренней, так и из внешней среды, особенно если они подключены к глобальным сетям, таким как Интернет. Атаки могут быть пассивными (мониторинг данных) или активными (повреждение данных или сети). </w:t>
+      </w:r>
+      <w:r>
+        <w:rPr>
+          <w:rFonts w:eastAsiaTheme="majorEastAsia"/>
+          <w:b/>
+          <w:bCs/>
+        </w:rPr>
+        <w:t>Среди наиболее распространенных типов атак выделяются</w:t>
+      </w:r>
+      <w:r>
+        <w:rPr>
+          <w:rFonts w:eastAsiaTheme="majorEastAsia"/>
+        </w:rPr>
+        <w:t>:</w:t>
+      </w:r>
+    </w:p>
+    <w:p>
+      <w:pPr>
+        <w:pStyle w:val="ac"/>
+        <w:numPr>
+          <w:ilvl w:val="0"/>
+          <w:numId w:val="29"/>
+        </w:numPr>
+        <w:ind w:left="0" w:firstLine="284"/>
+        <w:rPr>
+          <w:rFonts w:eastAsiaTheme="majorEastAsia"/>
+        </w:rPr>
+      </w:pPr>
+      <w:r>
+        <w:rPr>
+          <w:rFonts w:eastAsiaTheme="majorEastAsia"/>
+        </w:rPr>
+        <w:t>Подслушивание — перехват сетевых пакетов с использованием специализированных средств, что нарушает конфиденциальность незашифрованных данных.</w:t>
+      </w:r>
+    </w:p>
+    <w:p>
+      <w:pPr>
+        <w:pStyle w:val="ac"/>
+        <w:numPr>
+          <w:ilvl w:val="0"/>
+          <w:numId w:val="29"/>
+        </w:numPr>
+        <w:ind w:left="0" w:firstLine="284"/>
+        <w:rPr>
+          <w:rFonts w:eastAsiaTheme="majorEastAsia"/>
+        </w:rPr>
+      </w:pPr>
+      <w:r>
+        <w:rPr>
+          <w:rFonts w:eastAsiaTheme="majorEastAsia"/>
+        </w:rPr>
+        <w:t>Искажение данных — модификация перехваченной информации злоумышленником с целью скрытого воздействия на отправителя и получателя.</w:t>
+      </w:r>
+    </w:p>
+    <w:p>
+      <w:pPr>
+        <w:pStyle w:val="ac"/>
+        <w:numPr>
+          <w:ilvl w:val="0"/>
+          <w:numId w:val="29"/>
+        </w:numPr>
+        <w:ind w:left="0" w:firstLine="284"/>
+        <w:rPr>
+          <w:rFonts w:eastAsiaTheme="majorEastAsia"/>
+        </w:rPr>
+      </w:pPr>
+      <w:r>
+        <w:rPr>
+          <w:rFonts w:eastAsiaTheme="majorEastAsia"/>
+        </w:rPr>
+        <w:t>Фальсификация IP-адреса — подмена IP-адреса для сокрытия источника или получения несанкционированного доступа к ресурсам.</w:t>
+      </w:r>
+    </w:p>
+    <w:p>
+      <w:pPr>
+        <w:pStyle w:val="ac"/>
+        <w:numPr>
+          <w:ilvl w:val="0"/>
+          <w:numId w:val="29"/>
+        </w:numPr>
+        <w:ind w:left="0" w:firstLine="284"/>
+        <w:rPr>
+          <w:rFonts w:eastAsiaTheme="majorEastAsia"/>
+        </w:rPr>
+      </w:pPr>
+      <w:r>
+        <w:rPr>
+          <w:rFonts w:eastAsiaTheme="majorEastAsia"/>
+        </w:rPr>
+        <w:t>Подбор паролей — получение учетных данных для использования прав легитимного пользователя.</w:t>
+      </w:r>
+    </w:p>
+    <w:p>
+      <w:pPr>
+        <w:pStyle w:val="ac"/>
+        <w:numPr>
+          <w:ilvl w:val="0"/>
+          <w:numId w:val="29"/>
+        </w:numPr>
+        <w:ind w:left="0" w:firstLine="284"/>
+        <w:rPr>
+          <w:rFonts w:eastAsiaTheme="majorEastAsia"/>
+        </w:rPr>
+      </w:pPr>
+      <w:proofErr w:type="spellStart"/>
+      <w:r>
+        <w:rPr>
+          <w:rFonts w:eastAsiaTheme="majorEastAsia"/>
+        </w:rPr>
+        <w:t>DoS</w:t>
+      </w:r>
+      <w:proofErr w:type="spellEnd"/>
+      <w:r>
+        <w:rPr>
+          <w:rFonts w:eastAsiaTheme="majorEastAsia"/>
+        </w:rPr>
+        <w:t>/DDoS (отказ в обслуживании) — создание препятствий в работе системы, часто с использованием множества устройств для распределенной атаки.</w:t>
+      </w:r>
+    </w:p>
+    <w:p>
+      <w:pPr>
+        <w:pStyle w:val="ac"/>
+        <w:numPr>
+          <w:ilvl w:val="0"/>
+          <w:numId w:val="29"/>
+        </w:numPr>
+        <w:ind w:left="0" w:firstLine="284"/>
+        <w:rPr>
+          <w:rFonts w:eastAsiaTheme="majorEastAsia"/>
+        </w:rPr>
+      </w:pPr>
+      <w:r>
+        <w:rPr>
+          <w:rFonts w:eastAsiaTheme="majorEastAsia"/>
+        </w:rPr>
+        <w:t>Компрометация ключей — раскрытие ключей шифрования, что приводит к потере конфиденциальности данных.</w:t>
+      </w:r>
+    </w:p>
+    <w:p>
+      <w:pPr>
+        <w:pStyle w:val="ac"/>
+        <w:numPr>
+          <w:ilvl w:val="0"/>
+          <w:numId w:val="29"/>
+        </w:numPr>
+        <w:ind w:left="0" w:firstLine="284"/>
+        <w:rPr>
+          <w:rFonts w:eastAsiaTheme="majorEastAsia"/>
+        </w:rPr>
+      </w:pPr>
+      <w:r>
+        <w:rPr>
+          <w:rFonts w:eastAsiaTheme="majorEastAsia"/>
+        </w:rPr>
+        <w:t>Атака на прикладном уровне — попытка получения контроля над приложениями, например, через удаленное администрирование.</w:t>
+      </w:r>
+    </w:p>
+    <w:p>
+      <w:pPr>
+        <w:rPr>
+          <w:rFonts w:eastAsiaTheme="majorEastAsia"/>
+        </w:rPr>
+      </w:pPr>
+    </w:p>
+    <w:p>
+      <w:pPr>
+        <w:rPr>
+          <w:rFonts w:eastAsiaTheme="majorEastAsia"/>
+        </w:rPr>
+      </w:pPr>
+      <w:r>
+        <w:rPr>
+          <w:rFonts w:eastAsiaTheme="majorEastAsia"/>
+        </w:rPr>
+        <w:t xml:space="preserve">Для защиты от этих угроз разработан протокол </w:t>
+      </w:r>
+      <w:proofErr w:type="spellStart"/>
+      <w:r>
+        <w:rPr>
+          <w:rFonts w:eastAsiaTheme="majorEastAsia"/>
+        </w:rPr>
+        <w:t>IPsec</w:t>
+      </w:r>
+      <w:proofErr w:type="spellEnd"/>
+      <w:r>
+        <w:rPr>
+          <w:rFonts w:eastAsiaTheme="majorEastAsia"/>
+        </w:rPr>
+        <w:t xml:space="preserve"> (Internet Protocol Security) — набор стандартов, обеспечивающих аутентификацию, целостность и шифрование IP-пакетов. </w:t>
+      </w:r>
+      <w:proofErr w:type="spellStart"/>
+      <w:r>
+        <w:rPr>
+          <w:rFonts w:eastAsiaTheme="majorEastAsia"/>
+        </w:rPr>
+        <w:t>IPsec</w:t>
+      </w:r>
+      <w:proofErr w:type="spellEnd"/>
+      <w:r>
+        <w:rPr>
+          <w:rFonts w:eastAsiaTheme="majorEastAsia"/>
+        </w:rPr>
+        <w:t xml:space="preserve"> работает на сетевом уровне модели OSI, предполагая, что среда передачи данных незащищена. </w:t>
+      </w:r>
+      <w:r>
+        <w:rPr>
+          <w:rFonts w:eastAsiaTheme="majorEastAsia"/>
+          <w:b/>
+          <w:bCs/>
+        </w:rPr>
+        <w:t>Его ключевые компоненты включают</w:t>
+      </w:r>
+      <w:r>
+        <w:rPr>
+          <w:rFonts w:eastAsiaTheme="majorEastAsia"/>
+        </w:rPr>
+        <w:t>:</w:t>
+      </w:r>
+    </w:p>
+    <w:p>
+      <w:pPr>
+        <w:pStyle w:val="ac"/>
+        <w:numPr>
+          <w:ilvl w:val="0"/>
+          <w:numId w:val="29"/>
+        </w:numPr>
+        <w:ind w:left="0" w:firstLine="284"/>
+        <w:rPr>
+          <w:rFonts w:eastAsiaTheme="majorEastAsia"/>
+        </w:rPr>
+      </w:pPr>
+      <w:proofErr w:type="spellStart"/>
+      <w:r>
+        <w:rPr>
+          <w:rFonts w:eastAsiaTheme="majorEastAsia"/>
+          <w:b/>
+          <w:bCs/>
+        </w:rPr>
+        <w:t>Authentication</w:t>
+      </w:r>
+      <w:proofErr w:type="spellEnd"/>
+      <w:r>
+        <w:rPr>
+          <w:rFonts w:eastAsiaTheme="majorEastAsia"/>
+          <w:b/>
+          <w:bCs/>
+        </w:rPr>
+        <w:t xml:space="preserve"> </w:t>
+      </w:r>
+      <w:proofErr w:type="spellStart"/>
+      <w:r>
+        <w:rPr>
+          <w:rFonts w:eastAsiaTheme="majorEastAsia"/>
+          <w:b/>
+          <w:bCs/>
+        </w:rPr>
+        <w:t>Header</w:t>
+      </w:r>
+      <w:proofErr w:type="spellEnd"/>
+      <w:r>
+        <w:rPr>
+          <w:rFonts w:eastAsiaTheme="majorEastAsia"/>
+          <w:b/>
+          <w:bCs/>
+        </w:rPr>
+        <w:t xml:space="preserve"> (AH)</w:t>
+      </w:r>
+      <w:r>
+        <w:rPr>
+          <w:rFonts w:eastAsiaTheme="majorEastAsia"/>
+        </w:rPr>
+        <w:t xml:space="preserve"> — обеспечивает целостность данных, аутентификацию источника и защиту от повторной передачи.</w:t>
+      </w:r>
+    </w:p>
+    <w:p>
+      <w:pPr>
+        <w:pStyle w:val="ac"/>
+        <w:numPr>
+          <w:ilvl w:val="0"/>
+          <w:numId w:val="29"/>
+        </w:numPr>
+        <w:ind w:left="0" w:firstLine="284"/>
+        <w:rPr>
+          <w:rFonts w:eastAsiaTheme="majorEastAsia"/>
+        </w:rPr>
+      </w:pPr>
+      <w:proofErr w:type="spellStart"/>
+      <w:r>
+        <w:rPr>
+          <w:rFonts w:eastAsiaTheme="majorEastAsia"/>
+          <w:b/>
+          <w:bCs/>
+        </w:rPr>
+        <w:t>Encapsulating</w:t>
+      </w:r>
+      <w:proofErr w:type="spellEnd"/>
+      <w:r>
+        <w:rPr>
+          <w:rFonts w:eastAsiaTheme="majorEastAsia"/>
+          <w:b/>
+          <w:bCs/>
+        </w:rPr>
+        <w:t xml:space="preserve"> Security </w:t>
+      </w:r>
+      <w:proofErr w:type="spellStart"/>
+      <w:r>
+        <w:rPr>
+          <w:rFonts w:eastAsiaTheme="majorEastAsia"/>
+          <w:b/>
+          <w:bCs/>
+        </w:rPr>
+        <w:t>Payload</w:t>
+      </w:r>
+      <w:proofErr w:type="spellEnd"/>
+      <w:r>
+        <w:rPr>
+          <w:rFonts w:eastAsiaTheme="majorEastAsia"/>
+          <w:b/>
+          <w:bCs/>
+        </w:rPr>
+        <w:t xml:space="preserve"> (ESP)</w:t>
+      </w:r>
+      <w:r>
+        <w:rPr>
+          <w:rFonts w:eastAsiaTheme="majorEastAsia"/>
+        </w:rPr>
+        <w:t xml:space="preserve"> — выполняет шифрование данных, а также может включать функции AH (целостность, аутентификация).</w:t>
+      </w:r>
+    </w:p>
+    <w:p>
+      <w:pPr>
+        <w:pStyle w:val="ac"/>
+        <w:numPr>
+          <w:ilvl w:val="0"/>
+          <w:numId w:val="29"/>
+        </w:numPr>
+        <w:ind w:left="0" w:firstLine="284"/>
+        <w:rPr>
+          <w:rFonts w:eastAsiaTheme="majorEastAsia"/>
+        </w:rPr>
+      </w:pPr>
+      <w:r>
+        <w:rPr>
+          <w:rFonts w:eastAsiaTheme="majorEastAsia"/>
+          <w:b/>
+          <w:bCs/>
+        </w:rPr>
+        <w:t xml:space="preserve">Internet Security Association </w:t>
+      </w:r>
+      <w:proofErr w:type="spellStart"/>
+      <w:r>
+        <w:rPr>
+          <w:rFonts w:eastAsiaTheme="majorEastAsia"/>
+          <w:b/>
+          <w:bCs/>
+        </w:rPr>
+        <w:t>and</w:t>
+      </w:r>
+      <w:proofErr w:type="spellEnd"/>
+      <w:r>
+        <w:rPr>
+          <w:rFonts w:eastAsiaTheme="majorEastAsia"/>
+          <w:b/>
+          <w:bCs/>
+        </w:rPr>
+        <w:t xml:space="preserve"> Key Management Protocol (ISAKMP)</w:t>
+      </w:r>
+      <w:r>
+        <w:rPr>
+          <w:rFonts w:eastAsiaTheme="majorEastAsia"/>
+        </w:rPr>
+        <w:t xml:space="preserve"> — используется для настройки соединения, аутентификации узлов и обмена ключами</w:t>
+      </w:r>
+      <w:r>
+        <w:rPr>
+          <w:rFonts w:eastAsiaTheme="majorEastAsia"/>
+        </w:rPr>
+        <w:t>.</w:t>
+      </w:r>
+    </w:p>
+    <w:p>
+      <w:pPr>
+        <w:pStyle w:val="ac"/>
+        <w:numPr>
+          <w:ilvl w:val="0"/>
+          <w:numId w:val="29"/>
+        </w:numPr>
+        <w:ind w:left="0" w:firstLine="284"/>
+        <w:rPr>
+          <w:rFonts w:eastAsiaTheme="majorEastAsia"/>
+        </w:rPr>
+      </w:pPr>
+      <w:r>
+        <w:rPr>
+          <w:rFonts w:eastAsiaTheme="majorEastAsia"/>
+          <w:b/>
+          <w:bCs/>
+        </w:rPr>
+        <w:t>Security Association (SA)</w:t>
+      </w:r>
+      <w:r>
+        <w:rPr>
+          <w:rFonts w:eastAsiaTheme="majorEastAsia"/>
+        </w:rPr>
+        <w:t>, представляющее собой набор параметров соединения, включая алгоритмы шифрования, ключи и номера пакетов.</w:t>
+      </w:r>
+    </w:p>
+    <w:p>
+      <w:pPr>
+        <w:rPr>
+          <w:rFonts w:eastAsiaTheme="majorEastAsia"/>
+        </w:rPr>
+      </w:pPr>
+      <w:proofErr w:type="spellStart"/>
+      <w:r>
+        <w:rPr>
+          <w:rFonts w:eastAsiaTheme="majorEastAsia"/>
+          <w:b/>
+          <w:bCs/>
+        </w:rPr>
+        <w:t>IPsec</w:t>
+      </w:r>
+      <w:proofErr w:type="spellEnd"/>
+      <w:r>
+        <w:rPr>
+          <w:rFonts w:eastAsiaTheme="majorEastAsia"/>
+          <w:b/>
+          <w:bCs/>
+        </w:rPr>
+        <w:t xml:space="preserve"> решает следующие задачи</w:t>
+      </w:r>
+      <w:r>
+        <w:rPr>
+          <w:rFonts w:eastAsiaTheme="majorEastAsia"/>
+        </w:rPr>
+        <w:t>:</w:t>
+      </w:r>
+    </w:p>
+    <w:p>
+      <w:pPr>
+        <w:pStyle w:val="ac"/>
+        <w:numPr>
+          <w:ilvl w:val="0"/>
+          <w:numId w:val="29"/>
+        </w:numPr>
+        <w:ind w:left="0" w:firstLine="284"/>
+        <w:rPr>
+          <w:rFonts w:eastAsiaTheme="majorEastAsia"/>
+        </w:rPr>
+      </w:pPr>
+      <w:proofErr w:type="spellStart"/>
+      <w:r>
+        <w:rPr>
+          <w:rFonts w:eastAsiaTheme="majorEastAsia"/>
+        </w:rPr>
+        <w:t>Неотрицаемость</w:t>
+      </w:r>
+      <w:proofErr w:type="spellEnd"/>
+      <w:r>
+        <w:rPr>
+          <w:rFonts w:eastAsiaTheme="majorEastAsia"/>
+        </w:rPr>
+        <w:t xml:space="preserve"> сообщений — создание цифровой подписи с закрытым ключом.</w:t>
+      </w:r>
+    </w:p>
+    <w:p>
+      <w:pPr>
+        <w:pStyle w:val="ac"/>
+        <w:numPr>
+          <w:ilvl w:val="0"/>
+          <w:numId w:val="29"/>
+        </w:numPr>
+        <w:ind w:left="0" w:firstLine="284"/>
+        <w:rPr>
+          <w:rFonts w:eastAsiaTheme="majorEastAsia"/>
+        </w:rPr>
+      </w:pPr>
+      <w:r>
+        <w:rPr>
+          <w:rFonts w:eastAsiaTheme="majorEastAsia"/>
+        </w:rPr>
+        <w:lastRenderedPageBreak/>
+        <w:t>Аутентификация источника — использование инфраструктуры открытого ключа (PKI).</w:t>
+      </w:r>
+    </w:p>
+    <w:p>
+      <w:pPr>
+        <w:pStyle w:val="ac"/>
+        <w:numPr>
+          <w:ilvl w:val="0"/>
+          <w:numId w:val="29"/>
+        </w:numPr>
+        <w:ind w:left="0" w:firstLine="284"/>
+        <w:rPr>
+          <w:rFonts w:eastAsiaTheme="majorEastAsia"/>
+        </w:rPr>
+      </w:pPr>
+      <w:r>
+        <w:rPr>
+          <w:rFonts w:eastAsiaTheme="majorEastAsia"/>
+        </w:rPr>
+        <w:t>Конфиденциальность — шифрование с алгоритмами DES и 3DES.</w:t>
+      </w:r>
+    </w:p>
+    <w:p>
+      <w:pPr>
+        <w:pStyle w:val="ac"/>
+        <w:numPr>
+          <w:ilvl w:val="0"/>
+          <w:numId w:val="29"/>
+        </w:numPr>
+        <w:ind w:left="0" w:firstLine="284"/>
+        <w:rPr>
+          <w:rFonts w:eastAsiaTheme="majorEastAsia"/>
+        </w:rPr>
+      </w:pPr>
+      <w:r>
+        <w:rPr>
+          <w:rFonts w:eastAsiaTheme="majorEastAsia"/>
+        </w:rPr>
+        <w:t>Целостность данных — подписание пакетов с помощью HMAC (на основе MD5 или SHA).</w:t>
+      </w:r>
+    </w:p>
+    <w:p>
+      <w:pPr>
+        <w:pStyle w:val="ac"/>
+        <w:numPr>
+          <w:ilvl w:val="0"/>
+          <w:numId w:val="29"/>
+        </w:numPr>
+        <w:ind w:left="0" w:firstLine="284"/>
+        <w:rPr>
+          <w:rFonts w:eastAsiaTheme="majorEastAsia"/>
+        </w:rPr>
+      </w:pPr>
+      <w:r>
+        <w:rPr>
+          <w:rFonts w:eastAsiaTheme="majorEastAsia"/>
+        </w:rPr>
+        <w:t>Защита от повторного использования — предотвращение атак с перехваченными пакетами.</w:t>
+      </w:r>
+    </w:p>
+    <w:p>
+      <w:pPr>
+        <w:rPr>
+          <w:rFonts w:eastAsiaTheme="majorEastAsia"/>
+        </w:rPr>
+      </w:pPr>
+    </w:p>
+    <w:p>
+      <w:pPr>
+        <w:rPr>
+          <w:rFonts w:eastAsiaTheme="majorEastAsia"/>
+        </w:rPr>
+      </w:pPr>
+      <w:r>
+        <w:rPr>
+          <w:rFonts w:eastAsiaTheme="majorEastAsia"/>
+        </w:rPr>
+        <w:t>Управление средствами защиты осуществляется через политики IP-безопасности, которые применяются к локальным компьютерам, доменам или подразделениям в Active Directory. Эти политики содержат правила, учитывающие организационные требования к безопасности.</w:t>
+      </w:r>
+    </w:p>
+    <w:p>
+      <w:pPr>
+        <w:rPr>
+          <w:rFonts w:eastAsiaTheme="majorEastAsia"/>
+        </w:rPr>
+      </w:pPr>
+    </w:p>
+    <w:p>
+      <w:pPr>
+        <w:rPr>
+          <w:rFonts w:eastAsiaTheme="majorEastAsia"/>
+          <w:b/>
+          <w:bCs/>
+        </w:rPr>
+      </w:pPr>
+      <w:r>
+        <w:rPr>
+          <w:rFonts w:eastAsiaTheme="majorEastAsia"/>
+          <w:b/>
+          <w:bCs/>
+        </w:rPr>
+        <w:t>Блокировка сетевых соединений: Брандмауэр Windows</w:t>
+      </w:r>
+    </w:p>
+    <w:p>
+      <w:pPr>
+        <w:rPr>
+          <w:rStyle w:val="20"/>
+          <w:rFonts w:cs="Times New Roman"/>
+          <w:b w:val="0"/>
+          <w:color w:val="auto"/>
+          <w:szCs w:val="22"/>
+        </w:rPr>
+      </w:pPr>
+      <w:r>
+        <w:rPr>
+          <w:rStyle w:val="20"/>
+          <w:b w:val="0"/>
+        </w:rPr>
+        <w:t>Брандмауэр контролирует входящ</w:t>
+      </w:r>
+      <w:r>
+        <w:rPr>
+          <w:rStyle w:val="20"/>
+          <w:b w:val="0"/>
+        </w:rPr>
+        <w:t>ий</w:t>
+      </w:r>
+      <w:r>
+        <w:rPr>
+          <w:rStyle w:val="20"/>
+          <w:b w:val="0"/>
+        </w:rPr>
+        <w:t xml:space="preserve"> и исходящий трафик в сети. Он анализирует пакеты данных и решает, пропустить их или заблокировать в зависимости от источника, назначения, порта и протокола. </w:t>
+      </w:r>
+    </w:p>
+    <w:p>
+      <w:pPr>
+        <w:rPr>
+          <w:rStyle w:val="20"/>
+          <w:b w:val="0"/>
+        </w:rPr>
+      </w:pPr>
+      <w:r>
         <w:rPr>
           <w:rStyle w:val="20"/>
           <w:bCs/>
         </w:rPr>
-      </w:pPr>
-      <w:r>
+        <w:t>Принцип работы:</w:t>
+      </w:r>
+      <w:r>
+        <w:rPr>
+          <w:rStyle w:val="20"/>
+          <w:b w:val="0"/>
+        </w:rPr>
+        <w:t xml:space="preserve"> брандмауэр проверяет каждый пакет, чтобы понять, откуда он пришёл, куда направляется, какой у него тип, соответствует ли он заданным правилам безопасности. Если всё в порядке — пакет пропускается, если что-то подозрительно — блокируется. </w:t>
+      </w:r>
+    </w:p>
+    <w:p>
+      <w:pPr>
         <w:rPr>
           <w:rStyle w:val="20"/>
           <w:bCs/>
         </w:rPr>
-        <w:t xml:space="preserve">Брандмауэр контролирует входящий и исходящий трафик в сети. Он анализирует пакеты данных и решает, пропустить их или заблокировать в зависимости от источника, назначения, порта и протокола. </w:t>
-      </w:r>
-    </w:p>
-    <w:p>
-      <w:pPr>
-        <w:pStyle w:val="2"/>
+      </w:pPr>
+      <w:r>
         <w:rPr>
           <w:rStyle w:val="20"/>
           <w:bCs/>
         </w:rPr>
-      </w:pPr>
-      <w:r>
+        <w:t>Функции:</w:t>
+      </w:r>
+    </w:p>
+    <w:p>
+      <w:pPr>
+        <w:rPr>
+          <w:rStyle w:val="20"/>
+          <w:b w:val="0"/>
+        </w:rPr>
+      </w:pPr>
+      <w:r>
+        <w:rPr>
+          <w:rStyle w:val="20"/>
+          <w:b w:val="0"/>
+        </w:rPr>
+        <w:t>МЭ размещается между защищаемой внутренней сетью и внешней потенциально враждебной средой, контролируя весь трафик. Основные задачи:</w:t>
+      </w:r>
+    </w:p>
+    <w:p>
+      <w:pPr>
+        <w:pStyle w:val="ac"/>
+        <w:numPr>
+          <w:ilvl w:val="0"/>
+          <w:numId w:val="30"/>
+        </w:numPr>
+        <w:ind w:left="0" w:firstLine="142"/>
+        <w:rPr>
+          <w:rStyle w:val="20"/>
+          <w:b w:val="0"/>
+        </w:rPr>
+      </w:pPr>
+      <w:r>
+        <w:rPr>
+          <w:rStyle w:val="20"/>
+          <w:b w:val="0"/>
+        </w:rPr>
+        <w:t>Ограничение доступа внешних пользователей (партнеров, удаленных сотрудников, злоумышленников) к внутренним ресурсам.</w:t>
+      </w:r>
+    </w:p>
+    <w:p>
+      <w:pPr>
+        <w:pStyle w:val="ac"/>
+        <w:numPr>
+          <w:ilvl w:val="0"/>
+          <w:numId w:val="30"/>
+        </w:numPr>
+        <w:ind w:left="0" w:firstLine="142"/>
+        <w:rPr>
+          <w:rStyle w:val="20"/>
+          <w:b w:val="0"/>
+        </w:rPr>
+      </w:pPr>
+      <w:r>
+        <w:rPr>
+          <w:rStyle w:val="20"/>
+          <w:b w:val="0"/>
+        </w:rPr>
+        <w:t>Разграничение доступа пользователей внутренней сети к внешним ресурсам в соответствии с их обязанностями.</w:t>
+      </w:r>
+    </w:p>
+    <w:p>
+      <w:pPr>
+        <w:jc w:val="left"/>
         <w:rPr>
           <w:rStyle w:val="20"/>
           <w:bCs/>
         </w:rPr>
-        <w:t xml:space="preserve">Принцип работы: брандмауэр проверяет каждый пакет, чтобы понять, откуда он пришёл, куда направляется, какой у него тип, соответствует ли он заданным правилам безопасности. Если всё в порядке — пакет пропускается, если что-то подозрительно — блокируется. </w:t>
-      </w:r>
-    </w:p>
-    <w:p>
-      <w:pPr>
-        <w:pStyle w:val="2"/>
+      </w:pPr>
+      <w:r>
         <w:rPr>
           <w:rStyle w:val="20"/>
           <w:bCs/>
         </w:rPr>
+        <w:t>Настройка</w:t>
+      </w:r>
+    </w:p>
+    <w:p>
+      <w:pPr>
+        <w:rPr>
+          <w:rStyle w:val="20"/>
+          <w:b w:val="0"/>
+        </w:rPr>
+      </w:pPr>
+      <w:r>
+        <w:rPr>
+          <w:rStyle w:val="20"/>
+          <w:b w:val="0"/>
+        </w:rPr>
+        <w:t xml:space="preserve">Правила фильтрации брандмауэр принимает на основе правил, которые заранее задаются администратором. Например, можно настроить: </w:t>
+      </w:r>
+    </w:p>
+    <w:p>
+      <w:pPr>
+        <w:pStyle w:val="ac"/>
+        <w:numPr>
+          <w:ilvl w:val="0"/>
+          <w:numId w:val="30"/>
+        </w:numPr>
+        <w:ind w:left="0" w:firstLine="142"/>
+        <w:rPr>
+          <w:rStyle w:val="20"/>
+          <w:b w:val="0"/>
+        </w:rPr>
+      </w:pPr>
+      <w:r>
+        <w:rPr>
+          <w:rStyle w:val="20"/>
+          <w:b w:val="0"/>
+        </w:rPr>
+        <w:t>Разрешающие правила — настроить входящие и исходящие сетевые подключения для конкретных программ, портов и IP-адресов.</w:t>
+      </w:r>
+    </w:p>
+    <w:p>
+      <w:pPr>
+        <w:pStyle w:val="ac"/>
+        <w:numPr>
+          <w:ilvl w:val="0"/>
+          <w:numId w:val="30"/>
+        </w:numPr>
+        <w:ind w:left="0" w:firstLine="142"/>
+        <w:rPr>
+          <w:rStyle w:val="20"/>
+          <w:b w:val="0"/>
+        </w:rPr>
+      </w:pPr>
+      <w:r>
+        <w:rPr>
+          <w:rStyle w:val="20"/>
+          <w:b w:val="0"/>
+        </w:rPr>
+        <w:t>Запрещающие правила — ограничить доступ к системе (например, запретить передачу файлов).</w:t>
+      </w:r>
+    </w:p>
+    <w:p>
+      <w:pPr>
+        <w:rPr>
+          <w:rStyle w:val="20"/>
+          <w:b w:val="0"/>
+        </w:rPr>
+      </w:pPr>
+    </w:p>
+    <w:p>
+      <w:pPr>
+        <w:rPr>
+          <w:rStyle w:val="20"/>
+          <w:b w:val="0"/>
+        </w:rPr>
+      </w:pPr>
+    </w:p>
+    <w:p>
+      <w:pPr>
+        <w:rPr>
+          <w:rStyle w:val="20"/>
+          <w:b w:val="0"/>
+        </w:rPr>
+      </w:pPr>
+    </w:p>
+    <w:p>
+      <w:pPr>
+        <w:rPr>
+          <w:rStyle w:val="20"/>
+          <w:b w:val="0"/>
+        </w:rPr>
+      </w:pPr>
+    </w:p>
+    <w:p>
+      <w:pPr>
+        <w:rPr>
+          <w:rStyle w:val="20"/>
+          <w:b w:val="0"/>
+        </w:rPr>
       </w:pPr>
       <w:r>
         <w:rPr>
           <w:rStyle w:val="20"/>
           <w:bCs/>
         </w:rPr>
-        <w:t>Функции</w:t>
-      </w:r>
-      <w:r>
+        <w:lastRenderedPageBreak/>
+        <w:t>Виды брандмауэров могут быть</w:t>
+      </w:r>
+      <w:r>
+        <w:rPr>
+          <w:rStyle w:val="20"/>
+          <w:b w:val="0"/>
+        </w:rPr>
+        <w:t>:</w:t>
+      </w:r>
+    </w:p>
+    <w:p>
+      <w:pPr>
+        <w:rPr>
+          <w:rFonts w:eastAsiaTheme="majorEastAsia"/>
+        </w:rPr>
+      </w:pPr>
+      <w:r>
+        <w:rPr>
+          <w:rFonts w:eastAsiaTheme="majorEastAsia"/>
+        </w:rPr>
+        <w:drawing>
+          <wp:inline distT="0" distB="0" distL="0" distR="0" wp14:anchorId="4F3A281D" wp14:editId="4ACA043B">
+            <wp:extent cx="5286375" cy="4067100"/>
+            <wp:effectExtent l="0" t="0" r="0" b="0"/>
+            <wp:docPr id="2142486718" name="Рисунок 1" descr="Изображение выглядит как текст, снимок экрана, Шрифт, Параллельный"/>
+            <wp:cNvGraphicFramePr>
+              <a:graphicFrameLocks xmlns:a="http://schemas.openxmlformats.org/drawingml/2006/main" noChangeAspect="1"/>
+            </wp:cNvGraphicFramePr>
+            <a:graphic xmlns:a="http://schemas.openxmlformats.org/drawingml/2006/main">
+              <a:graphicData uri="http://schemas.openxmlformats.org/drawingml/2006/picture">
+                <pic:pic xmlns:pic="http://schemas.openxmlformats.org/drawingml/2006/picture">
+                  <pic:nvPicPr>
+                    <pic:cNvPr id="2142486718" name="Рисунок 1" descr="Изображение выглядит как текст, снимок экрана, Шрифт, Параллельный"/>
+                    <pic:cNvPicPr/>
+                  </pic:nvPicPr>
+                  <pic:blipFill>
+                    <a:blip r:embed="rId8"/>
+                    <a:stretch>
+                      <a:fillRect/>
+                    </a:stretch>
+                  </pic:blipFill>
+                  <pic:spPr>
+                    <a:xfrm>
+                      <a:off x="0" y="0"/>
+                      <a:ext cx="5316863" cy="4090556"/>
+                    </a:xfrm>
+                    <a:prstGeom prst="rect">
+                      <a:avLst/>
+                    </a:prstGeom>
+                  </pic:spPr>
+                </pic:pic>
+              </a:graphicData>
+            </a:graphic>
+          </wp:inline>
+        </w:drawing>
+      </w:r>
+    </w:p>
+    <w:p>
+      <w:pPr>
+        <w:ind w:firstLine="0"/>
+      </w:pPr>
+    </w:p>
+    <w:p>
+      <w:pPr>
         <w:rPr>
           <w:rStyle w:val="20"/>
           <w:bCs/>
         </w:rPr>
-        <w:t>:</w:t>
-      </w:r>
-    </w:p>
-    <w:p>
-      <w:pPr>
-        <w:pStyle w:val="2"/>
+      </w:pPr>
+      <w:r>
+        <w:rPr>
+          <w:rStyle w:val="20"/>
+          <w:bCs/>
+        </w:rPr>
+        <w:t>Угрозы</w:t>
+      </w:r>
+    </w:p>
+    <w:p>
+      <w:pPr>
+        <w:rPr>
+          <w:rStyle w:val="20"/>
+          <w:b w:val="0"/>
+        </w:rPr>
+      </w:pPr>
+      <w:r>
+        <w:rPr>
+          <w:rStyle w:val="20"/>
+          <w:b w:val="0"/>
+        </w:rPr>
+        <w:t>Брандмауэр защищает от различных угроз, например:</w:t>
+      </w:r>
+    </w:p>
+    <w:p>
+      <w:pPr>
+        <w:pStyle w:val="ac"/>
         <w:numPr>
           <w:ilvl w:val="0"/>
-          <w:numId w:val="23"/>
+          <w:numId w:val="30"/>
         </w:numPr>
-        <w:ind w:left="851" w:hanging="425"/>
+        <w:ind w:left="0" w:firstLine="142"/>
         <w:rPr>
           <w:rStyle w:val="20"/>
-          <w:bCs/>
+          <w:b w:val="0"/>
         </w:rPr>
       </w:pPr>
       <w:r>
         <w:rPr>
           <w:rStyle w:val="20"/>
-          <w:bCs/>
-        </w:rPr>
-        <w:t>Контроль доступа — разрешение или блокировка трафика по IP-адресам, портам, протоколам.</w:t>
-      </w:r>
-    </w:p>
-    <w:p>
-      <w:pPr>
-        <w:pStyle w:val="2"/>
+          <w:b w:val="0"/>
+        </w:rPr>
+        <w:t>Защита от несанкционированного доступа — блокирует попытки доступа от неизвестных IP-адресов или устройств, пытающихся подключиться к сети без разрешения.</w:t>
+      </w:r>
+    </w:p>
+    <w:p>
+      <w:pPr>
+        <w:pStyle w:val="ac"/>
         <w:numPr>
           <w:ilvl w:val="0"/>
-          <w:numId w:val="23"/>
+          <w:numId w:val="30"/>
         </w:numPr>
-        <w:ind w:left="851" w:hanging="425"/>
+        <w:ind w:left="0" w:firstLine="142"/>
         <w:rPr>
           <w:rStyle w:val="20"/>
+          <w:b w:val="0"/>
+        </w:rPr>
+      </w:pPr>
+      <w:r>
+        <w:rPr>
+          <w:rStyle w:val="20"/>
+          <w:b w:val="0"/>
+        </w:rPr>
+        <w:t>Защита от атак через интернет-протоколы — брандмауэр фильтрует протоколы (HTTP, FTP, DNS) и защищает от атак на основе анализа этих протоколов.</w:t>
+      </w:r>
+    </w:p>
+    <w:p>
+      <w:pPr>
+        <w:rPr>
+          <w:rFonts w:eastAsiaTheme="majorEastAsia"/>
+        </w:rPr>
+      </w:pPr>
+    </w:p>
+    <w:p>
+      <w:pPr>
+        <w:ind w:firstLine="851"/>
+        <w:rPr>
+          <w:rFonts w:eastAsiaTheme="majorEastAsia"/>
+          <w:b/>
           <w:bCs/>
         </w:rPr>
       </w:pPr>
       <w:r>
         <w:rPr>
-          <w:rStyle w:val="20"/>
+          <w:rFonts w:eastAsiaTheme="majorEastAsia"/>
+          <w:b/>
           <w:bCs/>
         </w:rPr>
-        <w:t>Разделение сетей — помогает изолировать внутренние сегменты (например, бухгалтерию от зоны разработчиков).</w:t>
-      </w:r>
-    </w:p>
-    <w:p>
-      <w:pPr>
-        <w:pStyle w:val="2"/>
+        <w:t>Ответы на контрольные вопросы</w:t>
+      </w:r>
+      <w:r>
+        <w:rPr>
+          <w:rFonts w:eastAsiaTheme="majorEastAsia"/>
+          <w:b/>
+          <w:bCs/>
+        </w:rPr>
+        <w:t>:</w:t>
+      </w:r>
+    </w:p>
+    <w:p>
+      <w:pPr>
+        <w:pStyle w:val="ac"/>
         <w:numPr>
           <w:ilvl w:val="0"/>
-          <w:numId w:val="23"/>
+          <w:numId w:val="31"/>
         </w:numPr>
-        <w:ind w:left="851" w:hanging="425"/>
-        <w:rPr>
-          <w:rStyle w:val="20"/>
+        <w:ind w:left="0" w:firstLine="851"/>
+        <w:rPr>
+          <w:rFonts w:eastAsiaTheme="majorEastAsia"/>
+          <w:b/>
           <w:bCs/>
         </w:rPr>
       </w:pPr>
       <w:r>
         <w:rPr>
-          <w:rStyle w:val="20"/>
+          <w:rFonts w:eastAsiaTheme="majorEastAsia"/>
+          <w:b/>
           <w:bCs/>
         </w:rPr>
-        <w:t>Фильтрация содержимого — продвинутые брандмауэры могут анализировать содержимое пакетов, блокируя вредоносные или подозрительные данные.</w:t>
-      </w:r>
-    </w:p>
-    <w:p>
-      <w:pPr>
-        <w:pStyle w:val="2"/>
+        <w:t>Что такое политики IP-безопасности?</w:t>
+      </w:r>
+    </w:p>
+    <w:p>
+      <w:pPr>
+        <w:ind w:firstLine="851"/>
+        <w:rPr>
+          <w:rFonts w:eastAsiaTheme="majorEastAsia"/>
+        </w:rPr>
+      </w:pPr>
+      <w:r>
+        <w:rPr>
+          <w:rFonts w:eastAsiaTheme="majorEastAsia"/>
+        </w:rPr>
+        <w:t xml:space="preserve">Политики IP-безопасности — это набор правил, управляющих средствами защиты </w:t>
+      </w:r>
+      <w:proofErr w:type="spellStart"/>
+      <w:r>
+        <w:rPr>
+          <w:rFonts w:eastAsiaTheme="majorEastAsia"/>
+        </w:rPr>
+        <w:t>IPsec</w:t>
+      </w:r>
+      <w:proofErr w:type="spellEnd"/>
+      <w:r>
+        <w:rPr>
+          <w:rFonts w:eastAsiaTheme="majorEastAsia"/>
+        </w:rPr>
+        <w:t>. Они применяются к локальным компьютерам, доменам или подразделениям в Active Directory, упрощая настройку безопасности в соответствии с организационными требованиями.</w:t>
+      </w:r>
+    </w:p>
+    <w:p>
+      <w:pPr>
+        <w:ind w:firstLine="851"/>
+        <w:rPr>
+          <w:rFonts w:eastAsiaTheme="majorEastAsia"/>
+        </w:rPr>
+      </w:pPr>
+    </w:p>
+    <w:p>
+      <w:pPr>
+        <w:pStyle w:val="ac"/>
         <w:numPr>
           <w:ilvl w:val="0"/>
-          <w:numId w:val="23"/>
+          <w:numId w:val="31"/>
         </w:numPr>
-        <w:ind w:left="851" w:hanging="425"/>
-        <w:rPr>
-          <w:rStyle w:val="20"/>
+        <w:ind w:left="0" w:firstLine="851"/>
+        <w:rPr>
+          <w:rFonts w:eastAsiaTheme="majorEastAsia"/>
+          <w:b/>
           <w:bCs/>
         </w:rPr>
       </w:pPr>
       <w:r>
         <w:rPr>
-          <w:rStyle w:val="20"/>
+          <w:rFonts w:eastAsiaTheme="majorEastAsia"/>
+          <w:b/>
           <w:bCs/>
         </w:rPr>
-        <w:t>Мониторинг — отслеживает активность сети, выявляя подозрительное поведение и потенциальные угрозы.</w:t>
-      </w:r>
-    </w:p>
-    <w:p>
-      <w:pPr>
-        <w:pStyle w:val="2"/>
+        <w:t>Для чего предназначен межсетевой экран?</w:t>
+      </w:r>
+    </w:p>
+    <w:p>
+      <w:pPr>
+        <w:ind w:firstLine="851"/>
+        <w:rPr>
+          <w:rFonts w:eastAsiaTheme="majorEastAsia"/>
+        </w:rPr>
+      </w:pPr>
+      <w:r>
+        <w:rPr>
+          <w:rFonts w:eastAsiaTheme="majorEastAsia"/>
+        </w:rPr>
+        <w:t xml:space="preserve">Межсетевой экран предназначен для фильтрации трафика, поступающего в АС или выходящего из нее, обеспечивая защиту от несанкционированного доступа </w:t>
+      </w:r>
+      <w:r>
+        <w:rPr>
+          <w:rFonts w:eastAsiaTheme="majorEastAsia"/>
+        </w:rPr>
+        <w:lastRenderedPageBreak/>
+        <w:t>между внутренней сетью и внешней средой.</w:t>
+      </w:r>
+    </w:p>
+    <w:p>
+      <w:pPr>
+        <w:ind w:firstLine="851"/>
+        <w:rPr>
+          <w:rFonts w:eastAsiaTheme="majorEastAsia"/>
+        </w:rPr>
+      </w:pPr>
+    </w:p>
+    <w:p>
+      <w:pPr>
+        <w:pStyle w:val="ac"/>
         <w:numPr>
           <w:ilvl w:val="0"/>
-          <w:numId w:val="23"/>
+          <w:numId w:val="31"/>
         </w:numPr>
-        <w:ind w:left="851" w:hanging="425"/>
-        <w:rPr>
-          <w:rStyle w:val="20"/>
+        <w:ind w:left="0" w:firstLine="851"/>
+        <w:rPr>
+          <w:rFonts w:eastAsiaTheme="majorEastAsia"/>
+          <w:b/>
           <w:bCs/>
         </w:rPr>
       </w:pPr>
       <w:r>
         <w:rPr>
-          <w:rStyle w:val="20"/>
+          <w:rFonts w:eastAsiaTheme="majorEastAsia"/>
+          <w:b/>
           <w:bCs/>
         </w:rPr>
-        <w:t>Логирование — ведёт журналы событий, что позволяет анализировать произошедшие инциденты.</w:t>
-      </w:r>
-    </w:p>
-    <w:p>
-      <w:pPr>
-        <w:pStyle w:val="2"/>
-        <w:rPr>
-          <w:rStyle w:val="20"/>
-          <w:bCs/>
-        </w:rPr>
-      </w:pPr>
-      <w:r>
-        <w:rPr>
-          <w:rStyle w:val="20"/>
-          <w:bCs/>
-        </w:rPr>
-        <w:t>Виды брандмауэров могут быть:</w:t>
-      </w:r>
-    </w:p>
-    <w:p>
-      <w:pPr>
-        <w:pStyle w:val="2"/>
+        <w:t>Какие наиболее распространенные типы атак на сети TCP/IP известны?</w:t>
+      </w:r>
+    </w:p>
+    <w:p>
+      <w:pPr>
+        <w:ind w:firstLine="851"/>
+        <w:rPr>
+          <w:rFonts w:eastAsiaTheme="majorEastAsia"/>
+        </w:rPr>
+      </w:pPr>
+      <w:r>
+        <w:rPr>
+          <w:rFonts w:eastAsiaTheme="majorEastAsia"/>
+        </w:rPr>
+        <w:t xml:space="preserve">Подслушивание, искажение данных, фальсификация IP-адреса, подбор паролей, атаки </w:t>
+      </w:r>
+      <w:proofErr w:type="spellStart"/>
+      <w:r>
+        <w:rPr>
+          <w:rFonts w:eastAsiaTheme="majorEastAsia"/>
+        </w:rPr>
+        <w:t>DoS</w:t>
+      </w:r>
+      <w:proofErr w:type="spellEnd"/>
+      <w:r>
+        <w:rPr>
+          <w:rFonts w:eastAsiaTheme="majorEastAsia"/>
+        </w:rPr>
+        <w:t>/DDoS, компрометация ключей, атаки на прикладном уровне.</w:t>
+      </w:r>
+    </w:p>
+    <w:p>
+      <w:pPr>
+        <w:ind w:firstLine="851"/>
+        <w:rPr>
+          <w:rFonts w:eastAsiaTheme="majorEastAsia"/>
+        </w:rPr>
+      </w:pPr>
+    </w:p>
+    <w:p>
+      <w:pPr>
+        <w:pStyle w:val="ac"/>
         <w:numPr>
           <w:ilvl w:val="0"/>
-          <w:numId w:val="24"/>
+          <w:numId w:val="31"/>
         </w:numPr>
-        <w:ind w:left="709"/>
-        <w:rPr>
-          <w:rStyle w:val="20"/>
+        <w:ind w:left="0" w:firstLine="851"/>
+        <w:rPr>
+          <w:rFonts w:eastAsiaTheme="majorEastAsia"/>
+          <w:b/>
           <w:bCs/>
         </w:rPr>
       </w:pPr>
       <w:r>
         <w:rPr>
-          <w:rStyle w:val="20"/>
+          <w:rFonts w:eastAsiaTheme="majorEastAsia"/>
+          <w:b/>
           <w:bCs/>
         </w:rPr>
-        <w:t>Аппаратными — физическими устройствами, которые устанавливаются между локальной сетью и интернетом. Часто используются в корпоративных сетях.</w:t>
-      </w:r>
-    </w:p>
-    <w:p>
-      <w:pPr>
-        <w:pStyle w:val="2"/>
+        <w:t>На каком уровне модели OSI используется протокол IPSec?</w:t>
+      </w:r>
+    </w:p>
+    <w:p>
+      <w:pPr>
+        <w:ind w:firstLine="851"/>
+        <w:rPr>
+          <w:rFonts w:eastAsiaTheme="majorEastAsia"/>
+        </w:rPr>
+      </w:pPr>
+      <w:r>
+        <w:rPr>
+          <w:rFonts w:eastAsiaTheme="majorEastAsia"/>
+        </w:rPr>
+        <w:t xml:space="preserve">Протокол </w:t>
+      </w:r>
+      <w:proofErr w:type="spellStart"/>
+      <w:r>
+        <w:rPr>
+          <w:rFonts w:eastAsiaTheme="majorEastAsia"/>
+        </w:rPr>
+        <w:t>IPsec</w:t>
+      </w:r>
+      <w:proofErr w:type="spellEnd"/>
+      <w:r>
+        <w:rPr>
+          <w:rFonts w:eastAsiaTheme="majorEastAsia"/>
+        </w:rPr>
+        <w:t xml:space="preserve"> используется на сетевом уровне модели OSI.</w:t>
+      </w:r>
+    </w:p>
+    <w:p>
+      <w:pPr>
+        <w:ind w:firstLine="851"/>
+        <w:rPr>
+          <w:rFonts w:eastAsiaTheme="majorEastAsia"/>
+        </w:rPr>
+      </w:pPr>
+    </w:p>
+    <w:p>
+      <w:pPr>
+        <w:pStyle w:val="ac"/>
         <w:numPr>
           <w:ilvl w:val="0"/>
-          <w:numId w:val="24"/>
+          <w:numId w:val="31"/>
         </w:numPr>
-        <w:ind w:left="709"/>
-        <w:rPr>
-          <w:rStyle w:val="20"/>
+        <w:ind w:left="0" w:firstLine="851"/>
+        <w:rPr>
+          <w:rFonts w:eastAsiaTheme="majorEastAsia"/>
+          <w:b/>
           <w:bCs/>
         </w:rPr>
       </w:pPr>
       <w:r>
         <w:rPr>
-          <w:rStyle w:val="20"/>
+          <w:rFonts w:eastAsiaTheme="majorEastAsia"/>
+          <w:b/>
           <w:bCs/>
         </w:rPr>
-        <w:t>Программными — приложениями, которые устанавливаются на компьютеры или серверы. Удобны для индивидуального использования и небольших предприятий.</w:t>
-      </w:r>
-    </w:p>
-    <w:p>
-      <w:pPr>
-        <w:pStyle w:val="2"/>
+        <w:t xml:space="preserve">Какие протоколы включены в состав протокол </w:t>
+      </w:r>
+      <w:proofErr w:type="spellStart"/>
+      <w:r>
+        <w:rPr>
+          <w:rFonts w:eastAsiaTheme="majorEastAsia"/>
+          <w:b/>
+          <w:bCs/>
+        </w:rPr>
+        <w:t>IPsec</w:t>
+      </w:r>
+      <w:proofErr w:type="spellEnd"/>
+      <w:r>
+        <w:rPr>
+          <w:rFonts w:eastAsiaTheme="majorEastAsia"/>
+          <w:b/>
+          <w:bCs/>
+        </w:rPr>
+        <w:t>?</w:t>
+      </w:r>
+    </w:p>
+    <w:p>
+      <w:pPr>
+        <w:ind w:firstLine="851"/>
+        <w:rPr>
+          <w:rFonts w:eastAsiaTheme="majorEastAsia"/>
+        </w:rPr>
+      </w:pPr>
+      <w:r>
+        <w:rPr>
+          <w:rFonts w:eastAsiaTheme="majorEastAsia"/>
+        </w:rPr>
+        <w:t xml:space="preserve">В состав </w:t>
+      </w:r>
+      <w:proofErr w:type="spellStart"/>
+      <w:r>
+        <w:rPr>
+          <w:rFonts w:eastAsiaTheme="majorEastAsia"/>
+        </w:rPr>
+        <w:t>IPsec</w:t>
+      </w:r>
+      <w:proofErr w:type="spellEnd"/>
+      <w:r>
+        <w:rPr>
+          <w:rFonts w:eastAsiaTheme="majorEastAsia"/>
+        </w:rPr>
+        <w:t xml:space="preserve"> входят протоколы AH (аутентификация и целостность), ESP (шифрование и дополнительные функции) и ISAKMP (настройка и обмен ключами).</w:t>
+      </w:r>
+    </w:p>
+    <w:p>
+      <w:pPr>
+        <w:ind w:firstLine="851"/>
+        <w:rPr>
+          <w:rFonts w:eastAsiaTheme="majorEastAsia"/>
+        </w:rPr>
+      </w:pPr>
+    </w:p>
+    <w:p>
+      <w:pPr>
+        <w:pStyle w:val="ac"/>
         <w:numPr>
           <w:ilvl w:val="0"/>
-          <w:numId w:val="24"/>
+          <w:numId w:val="31"/>
         </w:numPr>
-        <w:ind w:left="709"/>
-        <w:rPr>
-          <w:rStyle w:val="20"/>
+        <w:ind w:left="0" w:firstLine="851"/>
+        <w:rPr>
+          <w:rFonts w:eastAsiaTheme="majorEastAsia"/>
+          <w:b/>
           <w:bCs/>
         </w:rPr>
       </w:pPr>
       <w:r>
         <w:rPr>
-          <w:rStyle w:val="20"/>
+          <w:rFonts w:eastAsiaTheme="majorEastAsia"/>
+          <w:b/>
           <w:bCs/>
         </w:rPr>
-        <w:t>Сетевыми — работают на уровне сети и фильтруют трафик между различными сегментами сети. Такие брандмауэры часто используются для защиты крупных инфраструктур.</w:t>
-      </w:r>
-    </w:p>
-    <w:p>
-      <w:pPr>
-        <w:pStyle w:val="2"/>
-        <w:rPr>
-          <w:rStyle w:val="20"/>
-          <w:bCs/>
-        </w:rPr>
-      </w:pPr>
-      <w:r>
-        <w:rPr>
-          <w:rStyle w:val="20"/>
-          <w:bCs/>
-        </w:rPr>
-        <w:t>Настройка</w:t>
-      </w:r>
-    </w:p>
-    <w:p>
-      <w:pPr>
-        <w:pStyle w:val="2"/>
-        <w:rPr>
-          <w:rStyle w:val="20"/>
-          <w:bCs/>
-        </w:rPr>
-      </w:pPr>
-      <w:r>
-        <w:rPr>
-          <w:rStyle w:val="20"/>
-          <w:bCs/>
-        </w:rPr>
-        <w:t xml:space="preserve">Правила фильтрации брандмауэр принимает на основе правил, которые заранее задаются администратором. Например, можно настроить: </w:t>
-      </w:r>
-    </w:p>
-    <w:p>
-      <w:pPr>
-        <w:pStyle w:val="2"/>
-        <w:numPr>
-          <w:ilvl w:val="0"/>
-          <w:numId w:val="25"/>
-        </w:numPr>
-        <w:ind w:left="709" w:hanging="349"/>
-        <w:rPr>
-          <w:rStyle w:val="20"/>
-          <w:bCs/>
-        </w:rPr>
-      </w:pPr>
-      <w:r>
-        <w:rPr>
-          <w:rStyle w:val="20"/>
-          <w:bCs/>
-        </w:rPr>
-        <w:t>Разрешающие правила — настроить входящие и исходящие сетевые подключения для конкретных программ, портов и IP-адресов.</w:t>
-      </w:r>
-    </w:p>
-    <w:p>
-      <w:pPr>
-        <w:pStyle w:val="2"/>
-        <w:numPr>
-          <w:ilvl w:val="0"/>
-          <w:numId w:val="25"/>
-        </w:numPr>
-        <w:ind w:left="709" w:hanging="349"/>
-        <w:rPr>
-          <w:rStyle w:val="20"/>
-          <w:bCs/>
-        </w:rPr>
-      </w:pPr>
-      <w:r>
-        <w:rPr>
-          <w:rStyle w:val="20"/>
-          <w:bCs/>
-        </w:rPr>
-        <w:t>Запрещающие правила — ограничить доступ к системе (например, запретить передачу файлов).</w:t>
-      </w:r>
-    </w:p>
-    <w:p>
-      <w:pPr>
-        <w:pStyle w:val="2"/>
-        <w:rPr>
-          <w:rStyle w:val="20"/>
-          <w:bCs/>
-        </w:rPr>
-      </w:pPr>
-    </w:p>
-    <w:p/>
-    <w:p>
-      <w:pPr>
-        <w:pStyle w:val="2"/>
-        <w:rPr>
-          <w:rStyle w:val="20"/>
-          <w:bCs/>
-        </w:rPr>
-      </w:pPr>
-      <w:r>
-        <w:rPr>
-          <w:rStyle w:val="20"/>
-          <w:bCs/>
-        </w:rPr>
-        <w:lastRenderedPageBreak/>
-        <w:t>Угрозы</w:t>
-      </w:r>
-    </w:p>
-    <w:p>
-      <w:pPr>
-        <w:pStyle w:val="2"/>
-        <w:rPr>
-          <w:rStyle w:val="20"/>
-          <w:bCs/>
-        </w:rPr>
-      </w:pPr>
-      <w:r>
-        <w:rPr>
-          <w:rStyle w:val="20"/>
-          <w:bCs/>
-        </w:rPr>
-        <w:t>Брандмауэр защищает от различных угроз, например:</w:t>
-      </w:r>
-    </w:p>
-    <w:p>
-      <w:pPr>
-        <w:pStyle w:val="2"/>
-        <w:numPr>
-          <w:ilvl w:val="0"/>
-          <w:numId w:val="26"/>
-        </w:numPr>
-        <w:ind w:left="709"/>
-        <w:rPr>
-          <w:rStyle w:val="20"/>
-          <w:bCs/>
-        </w:rPr>
-      </w:pPr>
-      <w:r>
-        <w:rPr>
-          <w:rStyle w:val="20"/>
-          <w:bCs/>
-        </w:rPr>
-        <w:t>Защита от несанкционированного доступа — блокирует попытки доступа от неизвестных IP-адресов или устройств, пытающихся подключиться к сети без разрешения.</w:t>
-      </w:r>
-    </w:p>
-    <w:p>
-      <w:pPr>
-        <w:pStyle w:val="2"/>
-        <w:numPr>
-          <w:ilvl w:val="0"/>
-          <w:numId w:val="26"/>
-        </w:numPr>
-        <w:ind w:left="709"/>
-        <w:rPr>
-          <w:rStyle w:val="20"/>
-          <w:bCs/>
-        </w:rPr>
-      </w:pPr>
-      <w:r>
-        <w:rPr>
-          <w:rStyle w:val="20"/>
-          <w:bCs/>
-        </w:rPr>
-        <w:t>Защита от атак через интернет-протоколы — брандмауэр фильтрует протоколы (HTTP, FTP, DNS) и защищает от атак на основе анализа этих протоколов.</w:t>
-      </w:r>
-    </w:p>
-    <w:p>
-      <w:pPr>
-        <w:pStyle w:val="2"/>
-        <w:rPr>
-          <w:rStyle w:val="20"/>
-          <w:bCs/>
-        </w:rPr>
-      </w:pPr>
-      <w:r>
-        <w:rPr>
-          <w:rStyle w:val="20"/>
-          <w:bCs/>
-        </w:rPr>
-        <w:t>Важно: брандмауэр не является панацеей — он не защищает от вредоносных программ, уже находящихся на устройстве, и от угроз, полученных через внешние носители (USB-накопители, карты памяти, диски).</w:t>
+        <w:t>По каким признакам можно классифицировать межсетевые экраны?</w:t>
+      </w:r>
+    </w:p>
+    <w:p>
+      <w:pPr>
+        <w:ind w:firstLine="851"/>
+        <w:rPr>
+          <w:rFonts w:eastAsiaTheme="majorEastAsia"/>
+        </w:rPr>
+      </w:pPr>
+      <w:r>
+        <w:rPr>
+          <w:rFonts w:eastAsiaTheme="majorEastAsia"/>
+        </w:rPr>
+        <w:t>Классификация проводится по уровням модели OSI: экранирующий маршрутизатор (сетевой уровень), шлюз сеансового уровня (сеансовый уровень) и шлюз прикладного уровня (все уровни до прикладного).</w:t>
+      </w:r>
+    </w:p>
+    <w:p>
+      <w:pPr>
+        <w:widowControl/>
+        <w:autoSpaceDE/>
+        <w:autoSpaceDN/>
+        <w:spacing w:after="160" w:line="259" w:lineRule="auto"/>
+        <w:ind w:firstLine="0"/>
+        <w:jc w:val="left"/>
+        <w:rPr>
+          <w:rFonts w:eastAsiaTheme="majorEastAsia"/>
+        </w:rPr>
+      </w:pPr>
+      <w:r>
+        <w:rPr>
+          <w:rFonts w:eastAsiaTheme="majorEastAsia"/>
+        </w:rPr>
+        <w:br w:type="page"/>
       </w:r>
     </w:p>
     <w:p>
@@ -1376,7 +2349,7 @@
                     <pic:cNvPicPr/>
                   </pic:nvPicPr>
                   <pic:blipFill>
-                    <a:blip r:embed="rId8"/>
+                    <a:blip r:embed="rId9"/>
                     <a:stretch>
                       <a:fillRect/>
                     </a:stretch>
@@ -1462,7 +2435,6 @@
         <w:rPr>
           <w:noProof/>
         </w:rPr>
-        <w:lastRenderedPageBreak/>
         <w:drawing>
           <wp:inline distT="0" distB="0" distL="0" distR="0" wp14:anchorId="1D3E1ED7" wp14:editId="2641A41F">
             <wp:extent cx="3072591" cy="1924050"/>
@@ -1479,7 +2451,7 @@
                     <pic:cNvPicPr/>
                   </pic:nvPicPr>
                   <pic:blipFill>
-                    <a:blip r:embed="rId9"/>
+                    <a:blip r:embed="rId10"/>
                     <a:stretch>
                       <a:fillRect/>
                     </a:stretch>
@@ -1566,6 +2538,7 @@
         <w:rPr>
           <w:noProof/>
         </w:rPr>
+        <w:lastRenderedPageBreak/>
         <w:drawing>
           <wp:inline distT="0" distB="0" distL="0" distR="0" wp14:anchorId="5E38E8DA" wp14:editId="3637AEB7">
             <wp:extent cx="5143500" cy="2830337"/>
@@ -1582,7 +2555,7 @@
                     <pic:cNvPicPr/>
                   </pic:nvPicPr>
                   <pic:blipFill>
-                    <a:blip r:embed="rId10"/>
+                    <a:blip r:embed="rId11"/>
                     <a:stretch>
                       <a:fillRect/>
                     </a:stretch>
@@ -1676,7 +2649,6 @@
         <w:rPr>
           <w:noProof/>
         </w:rPr>
-        <w:lastRenderedPageBreak/>
         <w:drawing>
           <wp:inline distT="0" distB="0" distL="0" distR="0" wp14:anchorId="42F5B26B" wp14:editId="0CAA4E95">
             <wp:extent cx="4638675" cy="2592094"/>
@@ -1693,7 +2665,7 @@
                     <pic:cNvPicPr/>
                   </pic:nvPicPr>
                   <pic:blipFill>
-                    <a:blip r:embed="rId11"/>
+                    <a:blip r:embed="rId12"/>
                     <a:stretch>
                       <a:fillRect/>
                     </a:stretch>
@@ -1770,7 +2742,7 @@
       <w:r>
         <w:t xml:space="preserve">надо открыть данный гайд - </w:t>
       </w:r>
-      <w:hyperlink r:id="rId12" w:history="1">
+      <w:hyperlink r:id="rId13" w:history="1">
         <w:r>
           <w:rPr>
             <w:rStyle w:val="ab"/>
@@ -1782,7 +2754,11 @@
         <w:t xml:space="preserve"> </w:t>
       </w:r>
       <w:r>
-        <w:t xml:space="preserve">- и выполнить все до 9 пункта, а потом вставить данные, которые представлены в методическом материале. Настройка представлена на рисунке 5. </w:t>
+        <w:t xml:space="preserve">- и выполнить все до 9 пункта, а потом вставить данные, которые представлены в методическом материале. </w:t>
+      </w:r>
+      <w:r>
+        <w:lastRenderedPageBreak/>
+        <w:t xml:space="preserve">Настройка представлена на рисунке 5. </w:t>
       </w:r>
     </w:p>
     <w:p>
@@ -1815,7 +2791,7 @@
                     <pic:cNvPicPr/>
                   </pic:nvPicPr>
                   <pic:blipFill>
-                    <a:blip r:embed="rId13"/>
+                    <a:blip r:embed="rId14"/>
                     <a:stretch>
                       <a:fillRect/>
                     </a:stretch>
@@ -1906,7 +2882,6 @@
         <w:rPr>
           <w:noProof/>
         </w:rPr>
-        <w:lastRenderedPageBreak/>
         <w:drawing>
           <wp:inline distT="0" distB="0" distL="0" distR="0" wp14:anchorId="451B2C2E" wp14:editId="1A5F64B4">
             <wp:extent cx="2609850" cy="2880923"/>
@@ -1923,7 +2898,7 @@
                     <pic:cNvPicPr/>
                   </pic:nvPicPr>
                   <pic:blipFill>
-                    <a:blip r:embed="rId14"/>
+                    <a:blip r:embed="rId15"/>
                     <a:stretch>
                       <a:fillRect/>
                     </a:stretch>
@@ -1996,6 +2971,7 @@
         <w:spacing w:line="360" w:lineRule="auto"/>
       </w:pPr>
       <w:r>
+        <w:lastRenderedPageBreak/>
         <w:t xml:space="preserve">После проведения указанных действий </w:t>
       </w:r>
       <w:r>
@@ -2056,7 +3032,7 @@
       <w:r>
         <w:t xml:space="preserve">. Конфигурация была взята с видео по ссылке - </w:t>
       </w:r>
-      <w:hyperlink r:id="rId15" w:history="1">
+      <w:hyperlink r:id="rId16" w:history="1">
         <w:r>
           <w:rPr>
             <w:rStyle w:val="ab"/>
@@ -2114,7 +3090,6 @@
         <w:rPr>
           <w:noProof/>
         </w:rPr>
-        <w:lastRenderedPageBreak/>
         <w:drawing>
           <wp:inline distT="0" distB="0" distL="0" distR="0" wp14:anchorId="0FB0D1DD" wp14:editId="17D8D114">
             <wp:extent cx="6153150" cy="3239389"/>
@@ -2131,7 +3106,7 @@
                     <pic:cNvPicPr/>
                   </pic:nvPicPr>
                   <pic:blipFill>
-                    <a:blip r:embed="rId16"/>
+                    <a:blip r:embed="rId17"/>
                     <a:stretch>
                       <a:fillRect/>
                     </a:stretch>
@@ -2239,7 +3214,11 @@
         <w:t>”</w:t>
       </w:r>
       <w:r>
-        <w:t xml:space="preserve">, набрав все в нижней панели. Само приложение и начальный этап создания политики представлен на рисунке 8. </w:t>
+        <w:t xml:space="preserve">, набрав все в нижней </w:t>
+      </w:r>
+      <w:r>
+        <w:lastRenderedPageBreak/>
+        <w:t xml:space="preserve">панели. Само приложение и начальный этап создания политики представлен на рисунке 8. </w:t>
       </w:r>
     </w:p>
     <w:p>
@@ -2256,7 +3235,6 @@
         <w:rPr>
           <w:noProof/>
         </w:rPr>
-        <w:lastRenderedPageBreak/>
         <w:drawing>
           <wp:inline distT="0" distB="0" distL="0" distR="0" wp14:anchorId="4B874E7D" wp14:editId="7BC86F23">
             <wp:extent cx="5787203" cy="3800475"/>
@@ -2273,7 +3251,7 @@
                     <pic:cNvPicPr/>
                   </pic:nvPicPr>
                   <pic:blipFill>
-                    <a:blip r:embed="rId17"/>
+                    <a:blip r:embed="rId18"/>
                     <a:stretch>
                       <a:fillRect/>
                     </a:stretch>
@@ -2379,6 +3357,7 @@
         <w:rPr>
           <w:noProof/>
         </w:rPr>
+        <w:lastRenderedPageBreak/>
         <w:drawing>
           <wp:inline distT="0" distB="0" distL="0" distR="0" wp14:anchorId="1245D535" wp14:editId="2C02F018">
             <wp:extent cx="3028950" cy="2518693"/>
@@ -2397,7 +3376,7 @@
                     </pic:cNvPicPr>
                   </pic:nvPicPr>
                   <pic:blipFill>
-                    <a:blip r:embed="rId18"/>
+                    <a:blip r:embed="rId19"/>
                     <a:stretch>
                       <a:fillRect/>
                     </a:stretch>
@@ -2460,7 +3439,6 @@
         <w:spacing w:line="360" w:lineRule="auto"/>
       </w:pPr>
       <w:r>
-        <w:lastRenderedPageBreak/>
         <w:t xml:space="preserve">Выставим также правила, как и предложено в методическом материале. Конфигурация представлена на рисунке 10. </w:t>
       </w:r>
     </w:p>
@@ -2491,7 +3469,7 @@
                     </pic:cNvPicPr>
                   </pic:nvPicPr>
                   <pic:blipFill>
-                    <a:blip r:embed="rId19"/>
+                    <a:blip r:embed="rId20"/>
                     <a:stretch>
                       <a:fillRect/>
                     </a:stretch>
@@ -2573,7 +3551,11 @@
         <w:t>Kerberos</w:t>
       </w:r>
       <w:r>
-        <w:t xml:space="preserve"> - это сетевой протокол аутентификации, который позволяет безопасно идентифицировать пользователей и узлы в незащищенных сетях. Он действует как доверенная третья сторона, используя симметричную криптографию для выдачи "билетов" (тикеты) пользователям и серверам, подтверждающих их подлинность и обеспечивающих взаимное подтверждение личности. </w:t>
+        <w:t xml:space="preserve"> - это сетевой протокол аутентификации, который позволяет безопасно идентифицировать пользователей и узлы в незащищенных сетях. Он действует как </w:t>
+      </w:r>
+      <w:r>
+        <w:lastRenderedPageBreak/>
+        <w:t xml:space="preserve">доверенная третья сторона, используя симметричную криптографию для выдачи "билетов" (тикеты) пользователям и серверам, подтверждающих их подлинность и обеспечивающих взаимное подтверждение личности. </w:t>
       </w:r>
       <w:r>
         <w:t xml:space="preserve">Конфигурация была сделана, как в методическом материале и представлена на рисунке 11. </w:t>
@@ -2597,7 +3579,6 @@
         <w:rPr>
           <w:noProof/>
         </w:rPr>
-        <w:lastRenderedPageBreak/>
         <w:drawing>
           <wp:inline distT="0" distB="0" distL="0" distR="0" wp14:anchorId="5D0E76BA" wp14:editId="12C50D5C">
             <wp:extent cx="2726207" cy="2266950"/>
@@ -2616,7 +3597,7 @@
                     </pic:cNvPicPr>
                   </pic:nvPicPr>
                   <pic:blipFill>
-                    <a:blip r:embed="rId20"/>
+                    <a:blip r:embed="rId21"/>
                     <a:stretch>
                       <a:fillRect/>
                     </a:stretch>
@@ -2723,7 +3704,7 @@
                     </pic:cNvPicPr>
                   </pic:nvPicPr>
                   <pic:blipFill>
-                    <a:blip r:embed="rId21"/>
+                    <a:blip r:embed="rId22"/>
                     <a:stretch>
                       <a:fillRect/>
                     </a:stretch>
@@ -2776,6 +3757,7 @@
         <w:spacing w:line="360" w:lineRule="auto"/>
       </w:pPr>
       <w:r>
+        <w:lastRenderedPageBreak/>
         <w:t>Теперь у нас открывается</w:t>
       </w:r>
       <w:r>
@@ -2788,11 +3770,7 @@
         <w:t>оставить значение по умолчанию «Это правило не определяет туннель», в «Тип сети» также оставить значение по умолчанию «Все сетевые подключения». На следующем шаге появится окно «Список IP-фильтров», которое по умолчанию пусто, т.к. ни одного списка еще добавлено не было.</w:t>
       </w:r>
       <w:r>
-        <w:t xml:space="preserve"> В моем случае я задал имя и описание. Конфигурация </w:t>
-      </w:r>
-      <w:r>
-        <w:lastRenderedPageBreak/>
-        <w:t xml:space="preserve">представлена на рисунке 13. </w:t>
+        <w:t xml:space="preserve"> В моем случае я задал имя и описание. Конфигурация представлена на рисунке 13. </w:t>
       </w:r>
     </w:p>
     <w:p>
@@ -2825,7 +3803,7 @@
                     <pic:cNvPicPr/>
                   </pic:nvPicPr>
                   <pic:blipFill>
-                    <a:blip r:embed="rId22"/>
+                    <a:blip r:embed="rId23"/>
                     <a:stretch>
                       <a:fillRect/>
                     </a:stretch>
@@ -2950,7 +3928,7 @@
                     <pic:cNvPicPr/>
                   </pic:nvPicPr>
                   <pic:blipFill>
-                    <a:blip r:embed="rId23"/>
+                    <a:blip r:embed="rId24"/>
                     <a:stretch>
                       <a:fillRect/>
                     </a:stretch>
@@ -3072,7 +4050,7 @@
                     <pic:cNvPicPr/>
                   </pic:nvPicPr>
                   <pic:blipFill>
-                    <a:blip r:embed="rId24"/>
+                    <a:blip r:embed="rId25"/>
                     <a:stretch>
                       <a:fillRect/>
                     </a:stretch>
@@ -3159,7 +4137,7 @@
                     <pic:cNvPicPr/>
                   </pic:nvPicPr>
                   <pic:blipFill>
-                    <a:blip r:embed="rId25"/>
+                    <a:blip r:embed="rId26"/>
                     <a:stretch>
                       <a:fillRect/>
                     </a:stretch>
@@ -3277,7 +4255,7 @@
                     <pic:cNvPicPr/>
                   </pic:nvPicPr>
                   <pic:blipFill>
-                    <a:blip r:embed="rId26"/>
+                    <a:blip r:embed="rId27"/>
                     <a:stretch>
                       <a:fillRect/>
                     </a:stretch>
@@ -3369,7 +4347,7 @@
                     <pic:cNvPicPr/>
                   </pic:nvPicPr>
                   <pic:blipFill>
-                    <a:blip r:embed="rId27"/>
+                    <a:blip r:embed="rId28"/>
                     <a:stretch>
                       <a:fillRect/>
                     </a:stretch>
@@ -3541,7 +4519,7 @@
                     <pic:cNvPicPr/>
                   </pic:nvPicPr>
                   <pic:blipFill>
-                    <a:blip r:embed="rId28"/>
+                    <a:blip r:embed="rId29"/>
                     <a:stretch>
                       <a:fillRect/>
                     </a:stretch>
@@ -3651,7 +4629,7 @@
                     <pic:cNvPicPr/>
                   </pic:nvPicPr>
                   <pic:blipFill>
-                    <a:blip r:embed="rId29"/>
+                    <a:blip r:embed="rId30"/>
                     <a:stretch>
                       <a:fillRect/>
                     </a:stretch>
@@ -3762,7 +4740,7 @@
                     <pic:cNvPicPr/>
                   </pic:nvPicPr>
                   <pic:blipFill>
-                    <a:blip r:embed="rId30"/>
+                    <a:blip r:embed="rId31"/>
                     <a:stretch>
                       <a:fillRect/>
                     </a:stretch>
@@ -3875,7 +4853,7 @@
                     <pic:cNvPicPr/>
                   </pic:nvPicPr>
                   <pic:blipFill>
-                    <a:blip r:embed="rId31"/>
+                    <a:blip r:embed="rId32"/>
                     <a:stretch>
                       <a:fillRect/>
                     </a:stretch>
@@ -3992,7 +4970,7 @@
                     <pic:cNvPicPr/>
                   </pic:nvPicPr>
                   <pic:blipFill>
-                    <a:blip r:embed="rId32"/>
+                    <a:blip r:embed="rId33"/>
                     <a:stretch>
                       <a:fillRect/>
                     </a:stretch>
@@ -4126,7 +5104,7 @@
                     </pic:cNvPicPr>
                   </pic:nvPicPr>
                   <pic:blipFill>
-                    <a:blip r:embed="rId33"/>
+                    <a:blip r:embed="rId34"/>
                     <a:stretch>
                       <a:fillRect/>
                     </a:stretch>
@@ -4231,7 +5209,7 @@
                     <pic:cNvPicPr/>
                   </pic:nvPicPr>
                   <pic:blipFill>
-                    <a:blip r:embed="rId34"/>
+                    <a:blip r:embed="rId35"/>
                     <a:stretch>
                       <a:fillRect/>
                     </a:stretch>
@@ -4359,7 +5337,7 @@
                     </pic:cNvPicPr>
                   </pic:nvPicPr>
                   <pic:blipFill>
-                    <a:blip r:embed="rId35"/>
+                    <a:blip r:embed="rId36"/>
                     <a:stretch>
                       <a:fillRect/>
                     </a:stretch>
@@ -4522,7 +5500,7 @@
                     <pic:cNvPicPr/>
                   </pic:nvPicPr>
                   <pic:blipFill>
-                    <a:blip r:embed="rId36"/>
+                    <a:blip r:embed="rId37"/>
                     <a:stretch>
                       <a:fillRect/>
                     </a:stretch>
@@ -4653,7 +5631,7 @@
                     <pic:cNvPicPr/>
                   </pic:nvPicPr>
                   <pic:blipFill>
-                    <a:blip r:embed="rId37"/>
+                    <a:blip r:embed="rId38"/>
                     <a:stretch>
                       <a:fillRect/>
                     </a:stretch>
@@ -4814,7 +5792,7 @@
                     <pic:cNvPicPr/>
                   </pic:nvPicPr>
                   <pic:blipFill>
-                    <a:blip r:embed="rId38"/>
+                    <a:blip r:embed="rId39"/>
                     <a:stretch>
                       <a:fillRect/>
                     </a:stretch>
@@ -4917,7 +5895,7 @@
                     <pic:cNvPicPr/>
                   </pic:nvPicPr>
                   <pic:blipFill>
-                    <a:blip r:embed="rId39"/>
+                    <a:blip r:embed="rId40"/>
                     <a:stretch>
                       <a:fillRect/>
                     </a:stretch>
@@ -5007,7 +5985,7 @@
                     <pic:cNvPicPr/>
                   </pic:nvPicPr>
                   <pic:blipFill>
-                    <a:blip r:embed="rId40"/>
+                    <a:blip r:embed="rId41"/>
                     <a:stretch>
                       <a:fillRect/>
                     </a:stretch>
@@ -5096,7 +6074,7 @@
                     <pic:cNvPicPr/>
                   </pic:nvPicPr>
                   <pic:blipFill>
-                    <a:blip r:embed="rId41"/>
+                    <a:blip r:embed="rId42"/>
                     <a:stretch>
                       <a:fillRect/>
                     </a:stretch>
@@ -5192,7 +6170,7 @@
                     <pic:cNvPicPr/>
                   </pic:nvPicPr>
                   <pic:blipFill>
-                    <a:blip r:embed="rId42"/>
+                    <a:blip r:embed="rId43"/>
                     <a:stretch>
                       <a:fillRect/>
                     </a:stretch>
@@ -5281,7 +6259,7 @@
                     </pic:cNvPicPr>
                   </pic:nvPicPr>
                   <pic:blipFill>
-                    <a:blip r:embed="rId43"/>
+                    <a:blip r:embed="rId44"/>
                     <a:stretch>
                       <a:fillRect/>
                     </a:stretch>
@@ -5415,7 +6393,7 @@
                     <pic:cNvPicPr/>
                   </pic:nvPicPr>
                   <pic:blipFill>
-                    <a:blip r:embed="rId44"/>
+                    <a:blip r:embed="rId45"/>
                     <a:stretch>
                       <a:fillRect/>
                     </a:stretch>
@@ -5531,7 +6509,7 @@
                     <pic:cNvPicPr/>
                   </pic:nvPicPr>
                   <pic:blipFill>
-                    <a:blip r:embed="rId45"/>
+                    <a:blip r:embed="rId46"/>
                     <a:stretch>
                       <a:fillRect/>
                     </a:stretch>
@@ -5637,7 +6615,7 @@
                     <pic:cNvPicPr/>
                   </pic:nvPicPr>
                   <pic:blipFill>
-                    <a:blip r:embed="rId46"/>
+                    <a:blip r:embed="rId47"/>
                     <a:stretch>
                       <a:fillRect/>
                     </a:stretch>
@@ -5730,7 +6708,7 @@
                     <pic:cNvPicPr/>
                   </pic:nvPicPr>
                   <pic:blipFill>
-                    <a:blip r:embed="rId47"/>
+                    <a:blip r:embed="rId48"/>
                     <a:stretch>
                       <a:fillRect/>
                     </a:stretch>
@@ -5840,7 +6818,7 @@
                     <pic:cNvPicPr/>
                   </pic:nvPicPr>
                   <pic:blipFill>
-                    <a:blip r:embed="rId48"/>
+                    <a:blip r:embed="rId49"/>
                     <a:stretch>
                       <a:fillRect/>
                     </a:stretch>
@@ -5958,7 +6936,7 @@
                     <pic:cNvPicPr/>
                   </pic:nvPicPr>
                   <pic:blipFill>
-                    <a:blip r:embed="rId49"/>
+                    <a:blip r:embed="rId50"/>
                     <a:stretch>
                       <a:fillRect/>
                     </a:stretch>
@@ -6056,7 +7034,7 @@
                     </pic:cNvPicPr>
                   </pic:nvPicPr>
                   <pic:blipFill>
-                    <a:blip r:embed="rId50"/>
+                    <a:blip r:embed="rId51"/>
                     <a:stretch>
                       <a:fillRect/>
                     </a:stretch>
@@ -6198,7 +7176,7 @@
                     <pic:cNvPicPr/>
                   </pic:nvPicPr>
                   <pic:blipFill>
-                    <a:blip r:embed="rId51"/>
+                    <a:blip r:embed="rId52"/>
                     <a:stretch>
                       <a:fillRect/>
                     </a:stretch>
@@ -6327,7 +7305,7 @@
                     <pic:cNvPicPr/>
                   </pic:nvPicPr>
                   <pic:blipFill>
-                    <a:blip r:embed="rId52"/>
+                    <a:blip r:embed="rId53"/>
                     <a:stretch>
                       <a:fillRect/>
                     </a:stretch>
@@ -6442,7 +7420,7 @@
                     <pic:cNvPicPr/>
                   </pic:nvPicPr>
                   <pic:blipFill>
-                    <a:blip r:embed="rId53"/>
+                    <a:blip r:embed="rId54"/>
                     <a:stretch>
                       <a:fillRect/>
                     </a:stretch>
@@ -6542,7 +7520,7 @@
                     <pic:cNvPicPr/>
                   </pic:nvPicPr>
                   <pic:blipFill>
-                    <a:blip r:embed="rId54"/>
+                    <a:blip r:embed="rId55"/>
                     <a:stretch>
                       <a:fillRect/>
                     </a:stretch>
@@ -6655,7 +7633,7 @@
                     </pic:cNvPicPr>
                   </pic:nvPicPr>
                   <pic:blipFill>
-                    <a:blip r:embed="rId55"/>
+                    <a:blip r:embed="rId56"/>
                     <a:stretch>
                       <a:fillRect/>
                     </a:stretch>
@@ -7860,10 +8838,10 @@
       </w:pPr>
     </w:p>
     <w:sectPr>
-      <w:headerReference w:type="default" r:id="rId56"/>
-      <w:footerReference w:type="default" r:id="rId57"/>
-      <w:headerReference w:type="first" r:id="rId58"/>
-      <w:footerReference w:type="first" r:id="rId59"/>
+      <w:headerReference w:type="default" r:id="rId57"/>
+      <w:footerReference w:type="default" r:id="rId58"/>
+      <w:headerReference w:type="first" r:id="rId59"/>
+      <w:footerReference w:type="first" r:id="rId60"/>
       <w:pgSz w:w="11906" w:h="16838"/>
       <w:pgMar w:top="1134" w:right="851" w:bottom="1134" w:left="851" w:header="709" w:footer="709" w:gutter="0"/>
       <w:cols w:space="708"/>
@@ -8684,6 +9662,119 @@
     </w:lvl>
   </w:abstractNum>
   <w:abstractNum w:abstractNumId="6" w15:restartNumberingAfterBreak="0">
+    <w:nsid w:val="1D156630"/>
+    <w:multiLevelType w:val="hybridMultilevel"/>
+    <w:tmpl w:val="8BA0F0C8"/>
+    <w:lvl w:ilvl="0" w:tplc="04190001">
+      <w:start w:val="1"/>
+      <w:numFmt w:val="bullet"/>
+      <w:lvlText w:val=""/>
+      <w:lvlJc w:val="left"/>
+      <w:pPr>
+        <w:ind w:left="1429" w:hanging="360"/>
+      </w:pPr>
+      <w:rPr>
+        <w:rFonts w:ascii="Symbol" w:hAnsi="Symbol" w:hint="default"/>
+      </w:rPr>
+    </w:lvl>
+    <w:lvl w:ilvl="1" w:tplc="04190003" w:tentative="1">
+      <w:start w:val="1"/>
+      <w:numFmt w:val="bullet"/>
+      <w:lvlText w:val="o"/>
+      <w:lvlJc w:val="left"/>
+      <w:pPr>
+        <w:ind w:left="2149" w:hanging="360"/>
+      </w:pPr>
+      <w:rPr>
+        <w:rFonts w:ascii="Courier New" w:hAnsi="Courier New" w:cs="Courier New" w:hint="default"/>
+      </w:rPr>
+    </w:lvl>
+    <w:lvl w:ilvl="2" w:tplc="04190005" w:tentative="1">
+      <w:start w:val="1"/>
+      <w:numFmt w:val="bullet"/>
+      <w:lvlText w:val=""/>
+      <w:lvlJc w:val="left"/>
+      <w:pPr>
+        <w:ind w:left="2869" w:hanging="360"/>
+      </w:pPr>
+      <w:rPr>
+        <w:rFonts w:ascii="Wingdings" w:hAnsi="Wingdings" w:hint="default"/>
+      </w:rPr>
+    </w:lvl>
+    <w:lvl w:ilvl="3" w:tplc="04190001" w:tentative="1">
+      <w:start w:val="1"/>
+      <w:numFmt w:val="bullet"/>
+      <w:lvlText w:val=""/>
+      <w:lvlJc w:val="left"/>
+      <w:pPr>
+        <w:ind w:left="3589" w:hanging="360"/>
+      </w:pPr>
+      <w:rPr>
+        <w:rFonts w:ascii="Symbol" w:hAnsi="Symbol" w:hint="default"/>
+      </w:rPr>
+    </w:lvl>
+    <w:lvl w:ilvl="4" w:tplc="04190003" w:tentative="1">
+      <w:start w:val="1"/>
+      <w:numFmt w:val="bullet"/>
+      <w:lvlText w:val="o"/>
+      <w:lvlJc w:val="left"/>
+      <w:pPr>
+        <w:ind w:left="4309" w:hanging="360"/>
+      </w:pPr>
+      <w:rPr>
+        <w:rFonts w:ascii="Courier New" w:hAnsi="Courier New" w:cs="Courier New" w:hint="default"/>
+      </w:rPr>
+    </w:lvl>
+    <w:lvl w:ilvl="5" w:tplc="04190005" w:tentative="1">
+      <w:start w:val="1"/>
+      <w:numFmt w:val="bullet"/>
+      <w:lvlText w:val=""/>
+      <w:lvlJc w:val="left"/>
+      <w:pPr>
+        <w:ind w:left="5029" w:hanging="360"/>
+      </w:pPr>
+      <w:rPr>
+        <w:rFonts w:ascii="Wingdings" w:hAnsi="Wingdings" w:hint="default"/>
+      </w:rPr>
+    </w:lvl>
+    <w:lvl w:ilvl="6" w:tplc="04190001" w:tentative="1">
+      <w:start w:val="1"/>
+      <w:numFmt w:val="bullet"/>
+      <w:lvlText w:val=""/>
+      <w:lvlJc w:val="left"/>
+      <w:pPr>
+        <w:ind w:left="5749" w:hanging="360"/>
+      </w:pPr>
+      <w:rPr>
+        <w:rFonts w:ascii="Symbol" w:hAnsi="Symbol" w:hint="default"/>
+      </w:rPr>
+    </w:lvl>
+    <w:lvl w:ilvl="7" w:tplc="04190003" w:tentative="1">
+      <w:start w:val="1"/>
+      <w:numFmt w:val="bullet"/>
+      <w:lvlText w:val="o"/>
+      <w:lvlJc w:val="left"/>
+      <w:pPr>
+        <w:ind w:left="6469" w:hanging="360"/>
+      </w:pPr>
+      <w:rPr>
+        <w:rFonts w:ascii="Courier New" w:hAnsi="Courier New" w:cs="Courier New" w:hint="default"/>
+      </w:rPr>
+    </w:lvl>
+    <w:lvl w:ilvl="8" w:tplc="04190005" w:tentative="1">
+      <w:start w:val="1"/>
+      <w:numFmt w:val="bullet"/>
+      <w:lvlText w:val=""/>
+      <w:lvlJc w:val="left"/>
+      <w:pPr>
+        <w:ind w:left="7189" w:hanging="360"/>
+      </w:pPr>
+      <w:rPr>
+        <w:rFonts w:ascii="Wingdings" w:hAnsi="Wingdings" w:hint="default"/>
+      </w:rPr>
+    </w:lvl>
+  </w:abstractNum>
+  <w:abstractNum w:abstractNumId="7" w15:restartNumberingAfterBreak="0">
     <w:nsid w:val="1DDD549A"/>
     <w:multiLevelType w:val="multilevel"/>
     <w:tmpl w:val="9C0C0620"/>
@@ -8832,7 +9923,7 @@
       </w:rPr>
     </w:lvl>
   </w:abstractNum>
-  <w:abstractNum w:abstractNumId="7" w15:restartNumberingAfterBreak="0">
+  <w:abstractNum w:abstractNumId="8" w15:restartNumberingAfterBreak="0">
     <w:nsid w:val="22D165AB"/>
     <w:multiLevelType w:val="hybridMultilevel"/>
     <w:tmpl w:val="4A144058"/>
@@ -8945,7 +10036,7 @@
       </w:rPr>
     </w:lvl>
   </w:abstractNum>
-  <w:abstractNum w:abstractNumId="8" w15:restartNumberingAfterBreak="0">
+  <w:abstractNum w:abstractNumId="9" w15:restartNumberingAfterBreak="0">
     <w:nsid w:val="25DB6E7D"/>
     <w:multiLevelType w:val="multilevel"/>
     <w:tmpl w:val="E0A6FA9E"/>
@@ -9094,7 +10185,7 @@
       </w:rPr>
     </w:lvl>
   </w:abstractNum>
-  <w:abstractNum w:abstractNumId="9" w15:restartNumberingAfterBreak="0">
+  <w:abstractNum w:abstractNumId="10" w15:restartNumberingAfterBreak="0">
     <w:nsid w:val="2A1C21B5"/>
     <w:multiLevelType w:val="hybridMultilevel"/>
     <w:tmpl w:val="4AF02820"/>
@@ -9183,7 +10274,96 @@
       </w:pPr>
     </w:lvl>
   </w:abstractNum>
-  <w:abstractNum w:abstractNumId="10" w15:restartNumberingAfterBreak="0">
+  <w:abstractNum w:abstractNumId="11" w15:restartNumberingAfterBreak="0">
+    <w:nsid w:val="2D5E3A5A"/>
+    <w:multiLevelType w:val="hybridMultilevel"/>
+    <w:tmpl w:val="745A4064"/>
+    <w:lvl w:ilvl="0" w:tplc="D1BA5490">
+      <w:start w:val="1"/>
+      <w:numFmt w:val="decimal"/>
+      <w:lvlText w:val="%1."/>
+      <w:lvlJc w:val="left"/>
+      <w:pPr>
+        <w:ind w:left="1069" w:hanging="360"/>
+      </w:pPr>
+      <w:rPr>
+        <w:rFonts w:hint="default"/>
+      </w:rPr>
+    </w:lvl>
+    <w:lvl w:ilvl="1" w:tplc="04190019" w:tentative="1">
+      <w:start w:val="1"/>
+      <w:numFmt w:val="lowerLetter"/>
+      <w:lvlText w:val="%2."/>
+      <w:lvlJc w:val="left"/>
+      <w:pPr>
+        <w:ind w:left="1789" w:hanging="360"/>
+      </w:pPr>
+    </w:lvl>
+    <w:lvl w:ilvl="2" w:tplc="0419001B" w:tentative="1">
+      <w:start w:val="1"/>
+      <w:numFmt w:val="lowerRoman"/>
+      <w:lvlText w:val="%3."/>
+      <w:lvlJc w:val="right"/>
+      <w:pPr>
+        <w:ind w:left="2509" w:hanging="180"/>
+      </w:pPr>
+    </w:lvl>
+    <w:lvl w:ilvl="3" w:tplc="0419000F" w:tentative="1">
+      <w:start w:val="1"/>
+      <w:numFmt w:val="decimal"/>
+      <w:lvlText w:val="%4."/>
+      <w:lvlJc w:val="left"/>
+      <w:pPr>
+        <w:ind w:left="3229" w:hanging="360"/>
+      </w:pPr>
+    </w:lvl>
+    <w:lvl w:ilvl="4" w:tplc="04190019" w:tentative="1">
+      <w:start w:val="1"/>
+      <w:numFmt w:val="lowerLetter"/>
+      <w:lvlText w:val="%5."/>
+      <w:lvlJc w:val="left"/>
+      <w:pPr>
+        <w:ind w:left="3949" w:hanging="360"/>
+      </w:pPr>
+    </w:lvl>
+    <w:lvl w:ilvl="5" w:tplc="0419001B" w:tentative="1">
+      <w:start w:val="1"/>
+      <w:numFmt w:val="lowerRoman"/>
+      <w:lvlText w:val="%6."/>
+      <w:lvlJc w:val="right"/>
+      <w:pPr>
+        <w:ind w:left="4669" w:hanging="180"/>
+      </w:pPr>
+    </w:lvl>
+    <w:lvl w:ilvl="6" w:tplc="0419000F" w:tentative="1">
+      <w:start w:val="1"/>
+      <w:numFmt w:val="decimal"/>
+      <w:lvlText w:val="%7."/>
+      <w:lvlJc w:val="left"/>
+      <w:pPr>
+        <w:ind w:left="5389" w:hanging="360"/>
+      </w:pPr>
+    </w:lvl>
+    <w:lvl w:ilvl="7" w:tplc="04190019" w:tentative="1">
+      <w:start w:val="1"/>
+      <w:numFmt w:val="lowerLetter"/>
+      <w:lvlText w:val="%8."/>
+      <w:lvlJc w:val="left"/>
+      <w:pPr>
+        <w:ind w:left="6109" w:hanging="360"/>
+      </w:pPr>
+    </w:lvl>
+    <w:lvl w:ilvl="8" w:tplc="0419001B" w:tentative="1">
+      <w:start w:val="1"/>
+      <w:numFmt w:val="lowerRoman"/>
+      <w:lvlText w:val="%9."/>
+      <w:lvlJc w:val="right"/>
+      <w:pPr>
+        <w:ind w:left="6829" w:hanging="180"/>
+      </w:pPr>
+    </w:lvl>
+  </w:abstractNum>
+  <w:abstractNum w:abstractNumId="12" w15:restartNumberingAfterBreak="0">
     <w:nsid w:val="2E2A381E"/>
     <w:multiLevelType w:val="hybridMultilevel"/>
     <w:tmpl w:val="0BEE0DB8"/>
@@ -9296,7 +10476,7 @@
       </w:rPr>
     </w:lvl>
   </w:abstractNum>
-  <w:abstractNum w:abstractNumId="11" w15:restartNumberingAfterBreak="0">
+  <w:abstractNum w:abstractNumId="13" w15:restartNumberingAfterBreak="0">
     <w:nsid w:val="35C752AD"/>
     <w:multiLevelType w:val="hybridMultilevel"/>
     <w:tmpl w:val="00D4245C"/>
@@ -9409,7 +10589,97 @@
       </w:rPr>
     </w:lvl>
   </w:abstractNum>
-  <w:abstractNum w:abstractNumId="12" w15:restartNumberingAfterBreak="0">
+  <w:abstractNum w:abstractNumId="14" w15:restartNumberingAfterBreak="0">
+    <w:nsid w:val="3B921CF8"/>
+    <w:multiLevelType w:val="hybridMultilevel"/>
+    <w:tmpl w:val="D4B6FA28"/>
+    <w:lvl w:ilvl="0" w:tplc="658AD9BC">
+      <w:start w:val="1"/>
+      <w:numFmt w:val="decimal"/>
+      <w:lvlText w:val="%1."/>
+      <w:lvlJc w:val="left"/>
+      <w:pPr>
+        <w:ind w:left="1429" w:hanging="360"/>
+      </w:pPr>
+      <w:rPr>
+        <w:b w:val="0"/>
+        <w:bCs w:val="0"/>
+      </w:rPr>
+    </w:lvl>
+    <w:lvl w:ilvl="1" w:tplc="04190019" w:tentative="1">
+      <w:start w:val="1"/>
+      <w:numFmt w:val="lowerLetter"/>
+      <w:lvlText w:val="%2."/>
+      <w:lvlJc w:val="left"/>
+      <w:pPr>
+        <w:ind w:left="2149" w:hanging="360"/>
+      </w:pPr>
+    </w:lvl>
+    <w:lvl w:ilvl="2" w:tplc="0419001B" w:tentative="1">
+      <w:start w:val="1"/>
+      <w:numFmt w:val="lowerRoman"/>
+      <w:lvlText w:val="%3."/>
+      <w:lvlJc w:val="right"/>
+      <w:pPr>
+        <w:ind w:left="2869" w:hanging="180"/>
+      </w:pPr>
+    </w:lvl>
+    <w:lvl w:ilvl="3" w:tplc="0419000F" w:tentative="1">
+      <w:start w:val="1"/>
+      <w:numFmt w:val="decimal"/>
+      <w:lvlText w:val="%4."/>
+      <w:lvlJc w:val="left"/>
+      <w:pPr>
+        <w:ind w:left="3589" w:hanging="360"/>
+      </w:pPr>
+    </w:lvl>
+    <w:lvl w:ilvl="4" w:tplc="04190019" w:tentative="1">
+      <w:start w:val="1"/>
+      <w:numFmt w:val="lowerLetter"/>
+      <w:lvlText w:val="%5."/>
+      <w:lvlJc w:val="left"/>
+      <w:pPr>
+        <w:ind w:left="4309" w:hanging="360"/>
+      </w:pPr>
+    </w:lvl>
+    <w:lvl w:ilvl="5" w:tplc="0419001B" w:tentative="1">
+      <w:start w:val="1"/>
+      <w:numFmt w:val="lowerRoman"/>
+      <w:lvlText w:val="%6."/>
+      <w:lvlJc w:val="right"/>
+      <w:pPr>
+        <w:ind w:left="5029" w:hanging="180"/>
+      </w:pPr>
+    </w:lvl>
+    <w:lvl w:ilvl="6" w:tplc="0419000F" w:tentative="1">
+      <w:start w:val="1"/>
+      <w:numFmt w:val="decimal"/>
+      <w:lvlText w:val="%7."/>
+      <w:lvlJc w:val="left"/>
+      <w:pPr>
+        <w:ind w:left="5749" w:hanging="360"/>
+      </w:pPr>
+    </w:lvl>
+    <w:lvl w:ilvl="7" w:tplc="04190019" w:tentative="1">
+      <w:start w:val="1"/>
+      <w:numFmt w:val="lowerLetter"/>
+      <w:lvlText w:val="%8."/>
+      <w:lvlJc w:val="left"/>
+      <w:pPr>
+        <w:ind w:left="6469" w:hanging="360"/>
+      </w:pPr>
+    </w:lvl>
+    <w:lvl w:ilvl="8" w:tplc="0419001B" w:tentative="1">
+      <w:start w:val="1"/>
+      <w:numFmt w:val="lowerRoman"/>
+      <w:lvlText w:val="%9."/>
+      <w:lvlJc w:val="right"/>
+      <w:pPr>
+        <w:ind w:left="7189" w:hanging="180"/>
+      </w:pPr>
+    </w:lvl>
+  </w:abstractNum>
+  <w:abstractNum w:abstractNumId="15" w15:restartNumberingAfterBreak="0">
     <w:nsid w:val="3C4431BB"/>
     <w:multiLevelType w:val="multilevel"/>
     <w:tmpl w:val="01CA09D4"/>
@@ -9558,7 +10828,7 @@
       </w:rPr>
     </w:lvl>
   </w:abstractNum>
-  <w:abstractNum w:abstractNumId="13" w15:restartNumberingAfterBreak="0">
+  <w:abstractNum w:abstractNumId="16" w15:restartNumberingAfterBreak="0">
     <w:nsid w:val="3FD22C3C"/>
     <w:multiLevelType w:val="multilevel"/>
     <w:tmpl w:val="67768CA6"/>
@@ -9707,7 +10977,7 @@
       </w:rPr>
     </w:lvl>
   </w:abstractNum>
-  <w:abstractNum w:abstractNumId="14" w15:restartNumberingAfterBreak="0">
+  <w:abstractNum w:abstractNumId="17" w15:restartNumberingAfterBreak="0">
     <w:nsid w:val="4D796520"/>
     <w:multiLevelType w:val="multilevel"/>
     <w:tmpl w:val="854055F8"/>
@@ -9856,7 +11126,7 @@
       </w:rPr>
     </w:lvl>
   </w:abstractNum>
-  <w:abstractNum w:abstractNumId="15" w15:restartNumberingAfterBreak="0">
+  <w:abstractNum w:abstractNumId="18" w15:restartNumberingAfterBreak="0">
     <w:nsid w:val="4E1C5D0E"/>
     <w:multiLevelType w:val="hybridMultilevel"/>
     <w:tmpl w:val="74545A98"/>
@@ -9969,7 +11239,120 @@
       </w:rPr>
     </w:lvl>
   </w:abstractNum>
-  <w:abstractNum w:abstractNumId="16" w15:restartNumberingAfterBreak="0">
+  <w:abstractNum w:abstractNumId="19" w15:restartNumberingAfterBreak="0">
+    <w:nsid w:val="55AE495D"/>
+    <w:multiLevelType w:val="hybridMultilevel"/>
+    <w:tmpl w:val="8C341400"/>
+    <w:lvl w:ilvl="0" w:tplc="04190001">
+      <w:start w:val="1"/>
+      <w:numFmt w:val="bullet"/>
+      <w:lvlText w:val=""/>
+      <w:lvlJc w:val="left"/>
+      <w:pPr>
+        <w:ind w:left="1429" w:hanging="360"/>
+      </w:pPr>
+      <w:rPr>
+        <w:rFonts w:ascii="Symbol" w:hAnsi="Symbol" w:hint="default"/>
+      </w:rPr>
+    </w:lvl>
+    <w:lvl w:ilvl="1" w:tplc="04190003" w:tentative="1">
+      <w:start w:val="1"/>
+      <w:numFmt w:val="bullet"/>
+      <w:lvlText w:val="o"/>
+      <w:lvlJc w:val="left"/>
+      <w:pPr>
+        <w:ind w:left="2149" w:hanging="360"/>
+      </w:pPr>
+      <w:rPr>
+        <w:rFonts w:ascii="Courier New" w:hAnsi="Courier New" w:cs="Courier New" w:hint="default"/>
+      </w:rPr>
+    </w:lvl>
+    <w:lvl w:ilvl="2" w:tplc="04190005" w:tentative="1">
+      <w:start w:val="1"/>
+      <w:numFmt w:val="bullet"/>
+      <w:lvlText w:val=""/>
+      <w:lvlJc w:val="left"/>
+      <w:pPr>
+        <w:ind w:left="2869" w:hanging="360"/>
+      </w:pPr>
+      <w:rPr>
+        <w:rFonts w:ascii="Wingdings" w:hAnsi="Wingdings" w:hint="default"/>
+      </w:rPr>
+    </w:lvl>
+    <w:lvl w:ilvl="3" w:tplc="04190001" w:tentative="1">
+      <w:start w:val="1"/>
+      <w:numFmt w:val="bullet"/>
+      <w:lvlText w:val=""/>
+      <w:lvlJc w:val="left"/>
+      <w:pPr>
+        <w:ind w:left="3589" w:hanging="360"/>
+      </w:pPr>
+      <w:rPr>
+        <w:rFonts w:ascii="Symbol" w:hAnsi="Symbol" w:hint="default"/>
+      </w:rPr>
+    </w:lvl>
+    <w:lvl w:ilvl="4" w:tplc="04190003" w:tentative="1">
+      <w:start w:val="1"/>
+      <w:numFmt w:val="bullet"/>
+      <w:lvlText w:val="o"/>
+      <w:lvlJc w:val="left"/>
+      <w:pPr>
+        <w:ind w:left="4309" w:hanging="360"/>
+      </w:pPr>
+      <w:rPr>
+        <w:rFonts w:ascii="Courier New" w:hAnsi="Courier New" w:cs="Courier New" w:hint="default"/>
+      </w:rPr>
+    </w:lvl>
+    <w:lvl w:ilvl="5" w:tplc="04190005" w:tentative="1">
+      <w:start w:val="1"/>
+      <w:numFmt w:val="bullet"/>
+      <w:lvlText w:val=""/>
+      <w:lvlJc w:val="left"/>
+      <w:pPr>
+        <w:ind w:left="5029" w:hanging="360"/>
+      </w:pPr>
+      <w:rPr>
+        <w:rFonts w:ascii="Wingdings" w:hAnsi="Wingdings" w:hint="default"/>
+      </w:rPr>
+    </w:lvl>
+    <w:lvl w:ilvl="6" w:tplc="04190001" w:tentative="1">
+      <w:start w:val="1"/>
+      <w:numFmt w:val="bullet"/>
+      <w:lvlText w:val=""/>
+      <w:lvlJc w:val="left"/>
+      <w:pPr>
+        <w:ind w:left="5749" w:hanging="360"/>
+      </w:pPr>
+      <w:rPr>
+        <w:rFonts w:ascii="Symbol" w:hAnsi="Symbol" w:hint="default"/>
+      </w:rPr>
+    </w:lvl>
+    <w:lvl w:ilvl="7" w:tplc="04190003" w:tentative="1">
+      <w:start w:val="1"/>
+      <w:numFmt w:val="bullet"/>
+      <w:lvlText w:val="o"/>
+      <w:lvlJc w:val="left"/>
+      <w:pPr>
+        <w:ind w:left="6469" w:hanging="360"/>
+      </w:pPr>
+      <w:rPr>
+        <w:rFonts w:ascii="Courier New" w:hAnsi="Courier New" w:cs="Courier New" w:hint="default"/>
+      </w:rPr>
+    </w:lvl>
+    <w:lvl w:ilvl="8" w:tplc="04190005" w:tentative="1">
+      <w:start w:val="1"/>
+      <w:numFmt w:val="bullet"/>
+      <w:lvlText w:val=""/>
+      <w:lvlJc w:val="left"/>
+      <w:pPr>
+        <w:ind w:left="7189" w:hanging="360"/>
+      </w:pPr>
+      <w:rPr>
+        <w:rFonts w:ascii="Wingdings" w:hAnsi="Wingdings" w:hint="default"/>
+      </w:rPr>
+    </w:lvl>
+  </w:abstractNum>
+  <w:abstractNum w:abstractNumId="20" w15:restartNumberingAfterBreak="0">
     <w:nsid w:val="56A533B0"/>
     <w:multiLevelType w:val="multilevel"/>
     <w:tmpl w:val="33B6265E"/>
@@ -10118,7 +11501,120 @@
       </w:rPr>
     </w:lvl>
   </w:abstractNum>
-  <w:abstractNum w:abstractNumId="17" w15:restartNumberingAfterBreak="0">
+  <w:abstractNum w:abstractNumId="21" w15:restartNumberingAfterBreak="0">
+    <w:nsid w:val="58520CE0"/>
+    <w:multiLevelType w:val="hybridMultilevel"/>
+    <w:tmpl w:val="19E02D76"/>
+    <w:lvl w:ilvl="0" w:tplc="04190001">
+      <w:start w:val="1"/>
+      <w:numFmt w:val="bullet"/>
+      <w:lvlText w:val=""/>
+      <w:lvlJc w:val="left"/>
+      <w:pPr>
+        <w:ind w:left="1429" w:hanging="360"/>
+      </w:pPr>
+      <w:rPr>
+        <w:rFonts w:ascii="Symbol" w:hAnsi="Symbol" w:hint="default"/>
+      </w:rPr>
+    </w:lvl>
+    <w:lvl w:ilvl="1" w:tplc="04190003" w:tentative="1">
+      <w:start w:val="1"/>
+      <w:numFmt w:val="bullet"/>
+      <w:lvlText w:val="o"/>
+      <w:lvlJc w:val="left"/>
+      <w:pPr>
+        <w:ind w:left="2149" w:hanging="360"/>
+      </w:pPr>
+      <w:rPr>
+        <w:rFonts w:ascii="Courier New" w:hAnsi="Courier New" w:cs="Courier New" w:hint="default"/>
+      </w:rPr>
+    </w:lvl>
+    <w:lvl w:ilvl="2" w:tplc="04190005" w:tentative="1">
+      <w:start w:val="1"/>
+      <w:numFmt w:val="bullet"/>
+      <w:lvlText w:val=""/>
+      <w:lvlJc w:val="left"/>
+      <w:pPr>
+        <w:ind w:left="2869" w:hanging="360"/>
+      </w:pPr>
+      <w:rPr>
+        <w:rFonts w:ascii="Wingdings" w:hAnsi="Wingdings" w:hint="default"/>
+      </w:rPr>
+    </w:lvl>
+    <w:lvl w:ilvl="3" w:tplc="04190001" w:tentative="1">
+      <w:start w:val="1"/>
+      <w:numFmt w:val="bullet"/>
+      <w:lvlText w:val=""/>
+      <w:lvlJc w:val="left"/>
+      <w:pPr>
+        <w:ind w:left="3589" w:hanging="360"/>
+      </w:pPr>
+      <w:rPr>
+        <w:rFonts w:ascii="Symbol" w:hAnsi="Symbol" w:hint="default"/>
+      </w:rPr>
+    </w:lvl>
+    <w:lvl w:ilvl="4" w:tplc="04190003" w:tentative="1">
+      <w:start w:val="1"/>
+      <w:numFmt w:val="bullet"/>
+      <w:lvlText w:val="o"/>
+      <w:lvlJc w:val="left"/>
+      <w:pPr>
+        <w:ind w:left="4309" w:hanging="360"/>
+      </w:pPr>
+      <w:rPr>
+        <w:rFonts w:ascii="Courier New" w:hAnsi="Courier New" w:cs="Courier New" w:hint="default"/>
+      </w:rPr>
+    </w:lvl>
+    <w:lvl w:ilvl="5" w:tplc="04190005" w:tentative="1">
+      <w:start w:val="1"/>
+      <w:numFmt w:val="bullet"/>
+      <w:lvlText w:val=""/>
+      <w:lvlJc w:val="left"/>
+      <w:pPr>
+        <w:ind w:left="5029" w:hanging="360"/>
+      </w:pPr>
+      <w:rPr>
+        <w:rFonts w:ascii="Wingdings" w:hAnsi="Wingdings" w:hint="default"/>
+      </w:rPr>
+    </w:lvl>
+    <w:lvl w:ilvl="6" w:tplc="04190001" w:tentative="1">
+      <w:start w:val="1"/>
+      <w:numFmt w:val="bullet"/>
+      <w:lvlText w:val=""/>
+      <w:lvlJc w:val="left"/>
+      <w:pPr>
+        <w:ind w:left="5749" w:hanging="360"/>
+      </w:pPr>
+      <w:rPr>
+        <w:rFonts w:ascii="Symbol" w:hAnsi="Symbol" w:hint="default"/>
+      </w:rPr>
+    </w:lvl>
+    <w:lvl w:ilvl="7" w:tplc="04190003" w:tentative="1">
+      <w:start w:val="1"/>
+      <w:numFmt w:val="bullet"/>
+      <w:lvlText w:val="o"/>
+      <w:lvlJc w:val="left"/>
+      <w:pPr>
+        <w:ind w:left="6469" w:hanging="360"/>
+      </w:pPr>
+      <w:rPr>
+        <w:rFonts w:ascii="Courier New" w:hAnsi="Courier New" w:cs="Courier New" w:hint="default"/>
+      </w:rPr>
+    </w:lvl>
+    <w:lvl w:ilvl="8" w:tplc="04190005" w:tentative="1">
+      <w:start w:val="1"/>
+      <w:numFmt w:val="bullet"/>
+      <w:lvlText w:val=""/>
+      <w:lvlJc w:val="left"/>
+      <w:pPr>
+        <w:ind w:left="7189" w:hanging="360"/>
+      </w:pPr>
+      <w:rPr>
+        <w:rFonts w:ascii="Wingdings" w:hAnsi="Wingdings" w:hint="default"/>
+      </w:rPr>
+    </w:lvl>
+  </w:abstractNum>
+  <w:abstractNum w:abstractNumId="22" w15:restartNumberingAfterBreak="0">
     <w:nsid w:val="5C087A58"/>
     <w:multiLevelType w:val="multilevel"/>
     <w:tmpl w:val="8E0CDCE6"/>
@@ -10267,7 +11763,7 @@
       </w:rPr>
     </w:lvl>
   </w:abstractNum>
-  <w:abstractNum w:abstractNumId="18" w15:restartNumberingAfterBreak="0">
+  <w:abstractNum w:abstractNumId="23" w15:restartNumberingAfterBreak="0">
     <w:nsid w:val="65912DA4"/>
     <w:multiLevelType w:val="hybridMultilevel"/>
     <w:tmpl w:val="72C8D2F4"/>
@@ -10353,7 +11849,7 @@
       </w:pPr>
     </w:lvl>
   </w:abstractNum>
-  <w:abstractNum w:abstractNumId="19" w15:restartNumberingAfterBreak="0">
+  <w:abstractNum w:abstractNumId="24" w15:restartNumberingAfterBreak="0">
     <w:nsid w:val="66AA5493"/>
     <w:multiLevelType w:val="hybridMultilevel"/>
     <w:tmpl w:val="C29A09DA"/>
@@ -10466,7 +11962,7 @@
       </w:rPr>
     </w:lvl>
   </w:abstractNum>
-  <w:abstractNum w:abstractNumId="20" w15:restartNumberingAfterBreak="0">
+  <w:abstractNum w:abstractNumId="25" w15:restartNumberingAfterBreak="0">
     <w:nsid w:val="6BD46755"/>
     <w:multiLevelType w:val="multilevel"/>
     <w:tmpl w:val="064011A4"/>
@@ -10615,7 +12111,7 @@
       </w:rPr>
     </w:lvl>
   </w:abstractNum>
-  <w:abstractNum w:abstractNumId="21" w15:restartNumberingAfterBreak="0">
+  <w:abstractNum w:abstractNumId="26" w15:restartNumberingAfterBreak="0">
     <w:nsid w:val="71923F10"/>
     <w:multiLevelType w:val="hybridMultilevel"/>
     <w:tmpl w:val="F81AAC34"/>
@@ -10728,7 +12224,7 @@
       </w:rPr>
     </w:lvl>
   </w:abstractNum>
-  <w:abstractNum w:abstractNumId="22" w15:restartNumberingAfterBreak="0">
+  <w:abstractNum w:abstractNumId="27" w15:restartNumberingAfterBreak="0">
     <w:nsid w:val="76C52BC9"/>
     <w:multiLevelType w:val="multilevel"/>
     <w:tmpl w:val="D1C40616"/>
@@ -10877,7 +12373,7 @@
       </w:rPr>
     </w:lvl>
   </w:abstractNum>
-  <w:abstractNum w:abstractNumId="23" w15:restartNumberingAfterBreak="0">
+  <w:abstractNum w:abstractNumId="28" w15:restartNumberingAfterBreak="0">
     <w:nsid w:val="7A567FBF"/>
     <w:multiLevelType w:val="multilevel"/>
     <w:tmpl w:val="37529B4E"/>
@@ -11026,7 +12522,7 @@
       </w:rPr>
     </w:lvl>
   </w:abstractNum>
-  <w:abstractNum w:abstractNumId="24" w15:restartNumberingAfterBreak="0">
+  <w:abstractNum w:abstractNumId="29" w15:restartNumberingAfterBreak="0">
     <w:nsid w:val="7A903439"/>
     <w:multiLevelType w:val="hybridMultilevel"/>
     <w:tmpl w:val="7898BC1A"/>
@@ -11135,46 +12631,46 @@
     </w:lvl>
   </w:abstractNum>
   <w:num w:numId="1" w16cid:durableId="1207832782">
-    <w:abstractNumId w:val="9"/>
+    <w:abstractNumId w:val="10"/>
   </w:num>
   <w:num w:numId="2" w16cid:durableId="911622385">
     <w:abstractNumId w:val="4"/>
   </w:num>
   <w:num w:numId="3" w16cid:durableId="605575102">
-    <w:abstractNumId w:val="19"/>
+    <w:abstractNumId w:val="24"/>
   </w:num>
   <w:num w:numId="4" w16cid:durableId="1361007508">
-    <w:abstractNumId w:val="21"/>
+    <w:abstractNumId w:val="26"/>
   </w:num>
   <w:num w:numId="5" w16cid:durableId="171336058">
-    <w:abstractNumId w:val="7"/>
+    <w:abstractNumId w:val="8"/>
   </w:num>
   <w:num w:numId="6" w16cid:durableId="1389963313">
     <w:abstractNumId w:val="1"/>
   </w:num>
   <w:num w:numId="7" w16cid:durableId="1692410803">
-    <w:abstractNumId w:val="15"/>
+    <w:abstractNumId w:val="18"/>
   </w:num>
   <w:num w:numId="8" w16cid:durableId="387187273">
-    <w:abstractNumId w:val="13"/>
+    <w:abstractNumId w:val="16"/>
   </w:num>
   <w:num w:numId="9" w16cid:durableId="313141368">
+    <w:abstractNumId w:val="22"/>
+  </w:num>
+  <w:num w:numId="10" w16cid:durableId="976912048">
     <w:abstractNumId w:val="17"/>
   </w:num>
-  <w:num w:numId="10" w16cid:durableId="976912048">
-    <w:abstractNumId w:val="14"/>
-  </w:num>
   <w:num w:numId="11" w16cid:durableId="437330599">
-    <w:abstractNumId w:val="8"/>
+    <w:abstractNumId w:val="9"/>
   </w:num>
   <w:num w:numId="12" w16cid:durableId="2004358195">
-    <w:abstractNumId w:val="22"/>
+    <w:abstractNumId w:val="27"/>
   </w:num>
   <w:num w:numId="13" w16cid:durableId="878512882">
     <w:abstractNumId w:val="5"/>
   </w:num>
   <w:num w:numId="14" w16cid:durableId="789200396">
-    <w:abstractNumId w:val="6"/>
+    <w:abstractNumId w:val="7"/>
   </w:num>
   <w:num w:numId="15" w16cid:durableId="1680304072">
     <w:abstractNumId w:val="3"/>
@@ -11207,10 +12703,10 @@
     </w:lvlOverride>
   </w:num>
   <w:num w:numId="16" w16cid:durableId="876040507">
-    <w:abstractNumId w:val="24"/>
+    <w:abstractNumId w:val="29"/>
   </w:num>
   <w:num w:numId="17" w16cid:durableId="1340738969">
-    <w:abstractNumId w:val="18"/>
+    <w:abstractNumId w:val="23"/>
     <w:lvlOverride w:ilvl="0">
       <w:startOverride w:val="1"/>
     </w:lvlOverride>
@@ -11240,31 +12736,46 @@
     </w:lvlOverride>
   </w:num>
   <w:num w:numId="18" w16cid:durableId="1094740760">
-    <w:abstractNumId w:val="23"/>
+    <w:abstractNumId w:val="28"/>
   </w:num>
   <w:num w:numId="19" w16cid:durableId="938216970">
-    <w:abstractNumId w:val="16"/>
+    <w:abstractNumId w:val="20"/>
   </w:num>
   <w:num w:numId="20" w16cid:durableId="753092505">
-    <w:abstractNumId w:val="12"/>
+    <w:abstractNumId w:val="15"/>
   </w:num>
   <w:num w:numId="21" w16cid:durableId="2136411248">
-    <w:abstractNumId w:val="20"/>
+    <w:abstractNumId w:val="25"/>
   </w:num>
   <w:num w:numId="22" w16cid:durableId="498737113">
     <w:abstractNumId w:val="3"/>
   </w:num>
   <w:num w:numId="23" w16cid:durableId="927155272">
-    <w:abstractNumId w:val="10"/>
+    <w:abstractNumId w:val="12"/>
   </w:num>
   <w:num w:numId="24" w16cid:durableId="1123158744">
-    <w:abstractNumId w:val="11"/>
+    <w:abstractNumId w:val="13"/>
   </w:num>
   <w:num w:numId="25" w16cid:durableId="577637226">
     <w:abstractNumId w:val="2"/>
   </w:num>
   <w:num w:numId="26" w16cid:durableId="133450035">
     <w:abstractNumId w:val="0"/>
+  </w:num>
+  <w:num w:numId="27" w16cid:durableId="156697581">
+    <w:abstractNumId w:val="14"/>
+  </w:num>
+  <w:num w:numId="28" w16cid:durableId="1286038710">
+    <w:abstractNumId w:val="19"/>
+  </w:num>
+  <w:num w:numId="29" w16cid:durableId="546182629">
+    <w:abstractNumId w:val="6"/>
+  </w:num>
+  <w:num w:numId="30" w16cid:durableId="718286158">
+    <w:abstractNumId w:val="21"/>
+  </w:num>
+  <w:num w:numId="31" w16cid:durableId="2144762170">
+    <w:abstractNumId w:val="11"/>
   </w:num>
 </w:numbering>
 </file>
